--- a/Knowledge/3-Work knowledge/1-Software Engineering/2-General Technologies/9-Databases/5-My Source/1-Intro to Databases/1-Data Models/2-Levels of Data Models/1-Conceptual Data Model.docx
+++ b/Knowledge/3-Work knowledge/1-Software Engineering/2-General Technologies/9-Databases/5-My Source/1-Intro to Databases/1-Data Models/2-Levels of Data Models/1-Conceptual Data Model.docx
@@ -32,7 +32,7 @@
       </w:pPr>
       <w:r>
         <w:rPr>
-          <w:rFonts w:ascii="Arial" w:hAnsi="Arial" w:cs="Arial"/>
+          <w:rFonts w:ascii="Arial" w:hAnsi="Arial" w:cs="Arial" w:eastAsia="Arial"/>
           <w:b/>
           <w:color w:val="000000"/>
           <w:sz w:val="18"/>
@@ -42,7 +42,7 @@
       </w:r>
       <w:r>
         <w:rPr>
-          <w:rFonts w:ascii="Arial" w:hAnsi="Arial" w:cs="Arial"/>
+          <w:rFonts w:ascii="Arial" w:hAnsi="Arial" w:cs="Arial" w:eastAsia="Arial"/>
           <w:color w:val="000000"/>
           <w:sz w:val="18"/>
           <w:highlight w:val="lightGray"/>
@@ -51,7 +51,7 @@
       </w:r>
       <w:r>
         <w:rPr>
-          <w:rFonts w:ascii="Arial" w:hAnsi="Arial" w:cs="Arial"/>
+          <w:rFonts w:ascii="Arial" w:hAnsi="Arial" w:cs="Arial" w:eastAsia="Arial"/>
           <w:b/>
           <w:color w:val="000000"/>
           <w:sz w:val="18"/>
@@ -61,7 +61,7 @@
       </w:r>
       <w:r>
         <w:rPr>
-          <w:rFonts w:ascii="Arial" w:hAnsi="Arial" w:cs="Arial"/>
+          <w:rFonts w:ascii="Arial" w:hAnsi="Arial" w:cs="Arial" w:eastAsia="Arial"/>
           <w:color w:val="000000"/>
           <w:sz w:val="18"/>
           <w:highlight w:val="lightGray"/>
@@ -70,7 +70,7 @@
       </w:r>
       <w:r>
         <w:rPr>
-          <w:rFonts w:ascii="Arial" w:hAnsi="Arial" w:cs="Arial"/>
+          <w:rFonts w:ascii="Arial" w:hAnsi="Arial" w:cs="Arial" w:eastAsia="Arial"/>
           <w:b/>
           <w:color w:val="000000"/>
           <w:sz w:val="18"/>
@@ -80,7 +80,7 @@
       </w:r>
       <w:r>
         <w:rPr>
-          <w:rFonts w:ascii="Arial" w:hAnsi="Arial" w:cs="Arial"/>
+          <w:rFonts w:ascii="Arial" w:hAnsi="Arial" w:cs="Arial" w:eastAsia="Arial"/>
           <w:color w:val="000000"/>
           <w:sz w:val="18"/>
           <w:highlight w:val="lightGray"/>
@@ -96,13 +96,13 @@
       </w:pPr>
       <w:r>
         <w:rPr>
-          <w:rFonts w:ascii="Roboto Mono" w:hAnsi="Roboto Mono"/>
+          <w:rFonts w:ascii="Roboto Mono" w:hAnsi="Roboto Mono" w:eastAsia="Roboto Mono"/>
         </w:rPr>
         <w:t xml:space="preserve">A </w:t>
       </w:r>
       <w:r>
         <w:rPr>
-          <w:rFonts w:ascii="Roboto Mono" w:hAnsi="Roboto Mono"/>
+          <w:rFonts w:ascii="Roboto Mono" w:hAnsi="Roboto Mono" w:eastAsia="Roboto Mono"/>
           <w:b/>
           <w:bCs/>
         </w:rPr>
@@ -110,13 +110,13 @@
       </w:r>
       <w:r>
         <w:rPr>
-          <w:rFonts w:ascii="Roboto Mono" w:hAnsi="Roboto Mono"/>
+          <w:rFonts w:ascii="Roboto Mono" w:hAnsi="Roboto Mono" w:eastAsia="Roboto Mono"/>
         </w:rPr>
         <w:t xml:space="preserve"> is the </w:t>
       </w:r>
       <w:r>
         <w:rPr>
-          <w:rFonts w:ascii="Roboto Mono" w:hAnsi="Roboto Mono"/>
+          <w:rFonts w:ascii="Roboto Mono" w:hAnsi="Roboto Mono" w:eastAsia="Roboto Mono"/>
           <w:b/>
           <w:bCs/>
         </w:rPr>
@@ -124,7 +124,7 @@
       </w:r>
       <w:r>
         <w:rPr>
-          <w:rFonts w:ascii="Roboto Mono" w:hAnsi="Roboto Mono"/>
+          <w:rFonts w:ascii="Roboto Mono" w:hAnsi="Roboto Mono" w:eastAsia="Roboto Mono"/>
         </w:rPr>
         <w:t xml:space="preserve"> of a database system.</w:t>
       </w:r>
@@ -137,7 +137,7 @@
       </w:pPr>
       <w:r>
         <w:rPr>
-          <w:rFonts w:ascii="Roboto Mono" w:hAnsi="Roboto Mono"/>
+          <w:rFonts w:ascii="Roboto Mono" w:hAnsi="Roboto Mono" w:eastAsia="Roboto Mono"/>
         </w:rPr>
         <w:t>It focuses on:</w:t>
       </w:r>
@@ -210,13 +210,13 @@
       </w:pPr>
       <w:r>
         <w:rPr>
-          <w:rFonts w:ascii="Roboto Mono" w:hAnsi="Roboto Mono"/>
+          <w:rFonts w:ascii="Roboto Mono" w:hAnsi="Roboto Mono" w:eastAsia="Roboto Mono"/>
         </w:rPr>
         <w:t>What data is needed?</w:t>
       </w:r>
       <w:r>
         <w:rPr>
-          <w:rFonts w:ascii="Roboto Mono" w:hAnsi="Roboto Mono"/>
+          <w:rFonts w:ascii="Roboto Mono" w:hAnsi="Roboto Mono" w:eastAsia="Roboto Mono"/>
         </w:rPr>
         <w:br/>
         <w:t>How is the data related?</w:t>
@@ -230,7 +230,7 @@
       </w:pPr>
       <w:r>
         <w:rPr>
-          <w:rFonts w:ascii="Roboto Mono" w:hAnsi="Roboto Mono"/>
+          <w:rFonts w:ascii="Roboto Mono" w:hAnsi="Roboto Mono" w:eastAsia="Roboto Mono"/>
         </w:rPr>
         <w:t>without worrying about:</w:t>
       </w:r>
@@ -303,34 +303,34 @@
       </w:pPr>
       <w:r>
         <w:rPr>
-          <w:rFonts w:ascii="Roboto Mono" w:hAnsi="Roboto Mono"/>
+          <w:rFonts w:ascii="Roboto Mono" w:hAnsi="Roboto Mono" w:eastAsia="Roboto Mono"/>
         </w:rPr>
         <w:t>Tables</w:t>
       </w:r>
       <w:r>
         <w:rPr>
-          <w:rFonts w:ascii="Roboto Mono" w:hAnsi="Roboto Mono"/>
+          <w:rFonts w:ascii="Roboto Mono" w:hAnsi="Roboto Mono" w:eastAsia="Roboto Mono"/>
         </w:rPr>
         <w:br/>
         <w:t>Columns</w:t>
       </w:r>
       <w:r>
         <w:rPr>
-          <w:rFonts w:ascii="Roboto Mono" w:hAnsi="Roboto Mono"/>
+          <w:rFonts w:ascii="Roboto Mono" w:hAnsi="Roboto Mono" w:eastAsia="Roboto Mono"/>
         </w:rPr>
         <w:br/>
         <w:t>Data Types</w:t>
       </w:r>
       <w:r>
         <w:rPr>
-          <w:rFonts w:ascii="Roboto Mono" w:hAnsi="Roboto Mono"/>
+          <w:rFonts w:ascii="Roboto Mono" w:hAnsi="Roboto Mono" w:eastAsia="Roboto Mono"/>
         </w:rPr>
         <w:br/>
         <w:t>Database Software</w:t>
       </w:r>
       <w:r>
         <w:rPr>
-          <w:rFonts w:ascii="Roboto Mono" w:hAnsi="Roboto Mono"/>
+          <w:rFonts w:ascii="Roboto Mono" w:hAnsi="Roboto Mono" w:eastAsia="Roboto Mono"/>
         </w:rPr>
         <w:br/>
         <w:t>Storage Details</w:t>
@@ -344,7 +344,7 @@
       </w:pPr>
       <w:r>
         <w:rPr>
-          <w:rFonts w:ascii="Roboto Mono" w:hAnsi="Roboto Mono"/>
+          <w:rFonts w:ascii="Roboto Mono" w:hAnsi="Roboto Mono" w:eastAsia="Roboto Mono"/>
         </w:rPr>
         <w:pict w14:anchorId="20F665B4">
           <v:rect id="_x0000_i1025" style="width:0;height:1.5pt" o:hralign="center" o:hrstd="t" o:hr="t" fillcolor="#a0a0a0" stroked="f"/>
@@ -368,7 +368,7 @@
     <w:p>
       <w:r>
         <w:rPr>
-          <w:rFonts w:ascii="Arial" w:hAnsi="Arial" w:cs="Arial"/>
+          <w:rFonts w:ascii="Arial" w:hAnsi="Arial" w:cs="Arial" w:eastAsia="Arial"/>
           <w:b/>
           <w:color w:val="000000"/>
           <w:sz w:val="18"/>
@@ -378,7 +378,7 @@
       </w:r>
       <w:r>
         <w:rPr>
-          <w:rFonts w:ascii="Arial" w:hAnsi="Arial" w:cs="Arial"/>
+          <w:rFonts w:ascii="Arial" w:hAnsi="Arial" w:cs="Arial" w:eastAsia="Arial"/>
           <w:color w:val="000000"/>
           <w:sz w:val="18"/>
           <w:highlight w:val="lightGray"/>
@@ -387,7 +387,7 @@
       </w:r>
       <w:r>
         <w:rPr>
-          <w:rFonts w:ascii="Arial" w:hAnsi="Arial" w:cs="Arial"/>
+          <w:rFonts w:ascii="Arial" w:hAnsi="Arial" w:cs="Arial" w:eastAsia="Arial"/>
           <w:b/>
           <w:color w:val="000000"/>
           <w:sz w:val="18"/>
@@ -397,7 +397,7 @@
       </w:r>
       <w:r>
         <w:rPr>
-          <w:rFonts w:ascii="Arial" w:hAnsi="Arial" w:cs="Arial"/>
+          <w:rFonts w:ascii="Arial" w:hAnsi="Arial" w:cs="Arial" w:eastAsia="Arial"/>
           <w:color w:val="000000"/>
           <w:sz w:val="18"/>
           <w:highlight w:val="lightGray"/>
@@ -406,7 +406,7 @@
       </w:r>
       <w:r>
         <w:rPr>
-          <w:rFonts w:ascii="Arial" w:hAnsi="Arial" w:cs="Arial"/>
+          <w:rFonts w:ascii="Arial" w:hAnsi="Arial" w:cs="Arial" w:eastAsia="Arial"/>
           <w:b/>
           <w:color w:val="000000"/>
           <w:sz w:val="18"/>
@@ -416,7 +416,7 @@
       </w:r>
       <w:r>
         <w:rPr>
-          <w:rFonts w:ascii="Arial" w:hAnsi="Arial" w:cs="Arial"/>
+          <w:rFonts w:ascii="Arial" w:hAnsi="Arial" w:cs="Arial" w:eastAsia="Arial"/>
           <w:color w:val="000000"/>
           <w:sz w:val="18"/>
           <w:highlight w:val="lightGray"/>
@@ -432,7 +432,7 @@
       </w:pPr>
       <w:r>
         <w:rPr>
-          <w:rFonts w:ascii="Roboto Mono" w:hAnsi="Roboto Mono"/>
+          <w:rFonts w:ascii="Roboto Mono" w:hAnsi="Roboto Mono" w:eastAsia="Roboto Mono"/>
         </w:rPr>
         <w:t>The Conceptual Data Model is used to:</w:t>
       </w:r>
@@ -449,7 +449,7 @@
       </w:pPr>
       <w:r>
         <w:rPr>
-          <w:rFonts w:ascii="Roboto Mono" w:hAnsi="Roboto Mono"/>
+          <w:rFonts w:ascii="Roboto Mono" w:hAnsi="Roboto Mono" w:eastAsia="Roboto Mono"/>
         </w:rPr>
         <w:t xml:space="preserve">Understand business requirements </w:t>
       </w:r>
@@ -466,7 +466,7 @@
       </w:pPr>
       <w:r>
         <w:rPr>
-          <w:rFonts w:ascii="Roboto Mono" w:hAnsi="Roboto Mono"/>
+          <w:rFonts w:ascii="Roboto Mono" w:hAnsi="Roboto Mono" w:eastAsia="Roboto Mono"/>
         </w:rPr>
         <w:t xml:space="preserve">Identify important data entities </w:t>
       </w:r>
@@ -483,7 +483,7 @@
       </w:pPr>
       <w:r>
         <w:rPr>
-          <w:rFonts w:ascii="Roboto Mono" w:hAnsi="Roboto Mono"/>
+          <w:rFonts w:ascii="Roboto Mono" w:hAnsi="Roboto Mono" w:eastAsia="Roboto Mono"/>
         </w:rPr>
         <w:t xml:space="preserve">Define relationships between entities </w:t>
       </w:r>
@@ -500,7 +500,7 @@
       </w:pPr>
       <w:r>
         <w:rPr>
-          <w:rFonts w:ascii="Roboto Mono" w:hAnsi="Roboto Mono"/>
+          <w:rFonts w:ascii="Roboto Mono" w:hAnsi="Roboto Mono" w:eastAsia="Roboto Mono"/>
         </w:rPr>
         <w:t xml:space="preserve">Communicate with stakeholders </w:t>
       </w:r>
@@ -517,7 +517,7 @@
       </w:pPr>
       <w:r>
         <w:rPr>
-          <w:rFonts w:ascii="Roboto Mono" w:hAnsi="Roboto Mono"/>
+          <w:rFonts w:ascii="Roboto Mono" w:hAnsi="Roboto Mono" w:eastAsia="Roboto Mono"/>
         </w:rPr>
         <w:t xml:space="preserve">Create the foundation for later database design </w:t>
       </w:r>
@@ -530,7 +530,7 @@
       </w:pPr>
       <w:r>
         <w:rPr>
-          <w:rFonts w:ascii="Roboto Mono" w:hAnsi="Roboto Mono"/>
+          <w:rFonts w:ascii="Roboto Mono" w:hAnsi="Roboto Mono" w:eastAsia="Roboto Mono"/>
         </w:rPr>
         <w:pict w14:anchorId="27A87E2A">
           <v:rect id="_x0000_i1026" style="width:0;height:1.5pt" o:hralign="center" o:hrstd="t" o:hr="t" fillcolor="#a0a0a0" stroked="f"/>
@@ -554,7 +554,7 @@
     <w:p>
       <w:r>
         <w:rPr>
-          <w:rFonts w:ascii="Arial" w:hAnsi="Arial" w:cs="Arial"/>
+          <w:rFonts w:ascii="Arial" w:hAnsi="Arial" w:cs="Arial" w:eastAsia="Arial"/>
           <w:b/>
           <w:color w:val="000000"/>
           <w:sz w:val="18"/>
@@ -564,7 +564,7 @@
       </w:r>
       <w:r>
         <w:rPr>
-          <w:rFonts w:ascii="Arial" w:hAnsi="Arial" w:cs="Arial"/>
+          <w:rFonts w:ascii="Arial" w:hAnsi="Arial" w:cs="Arial" w:eastAsia="Arial"/>
           <w:color w:val="000000"/>
           <w:sz w:val="18"/>
           <w:highlight w:val="lightGray"/>
@@ -573,7 +573,7 @@
       </w:r>
       <w:r>
         <w:rPr>
-          <w:rFonts w:ascii="Arial" w:hAnsi="Arial" w:cs="Arial"/>
+          <w:rFonts w:ascii="Arial" w:hAnsi="Arial" w:cs="Arial" w:eastAsia="Arial"/>
           <w:b/>
           <w:color w:val="000000"/>
           <w:sz w:val="18"/>
@@ -583,7 +583,7 @@
       </w:r>
       <w:r>
         <w:rPr>
-          <w:rFonts w:ascii="Arial" w:hAnsi="Arial" w:cs="Arial"/>
+          <w:rFonts w:ascii="Arial" w:hAnsi="Arial" w:cs="Arial" w:eastAsia="Arial"/>
           <w:color w:val="000000"/>
           <w:sz w:val="18"/>
           <w:highlight w:val="lightGray"/>
@@ -592,7 +592,7 @@
       </w:r>
       <w:r>
         <w:rPr>
-          <w:rFonts w:ascii="Arial" w:hAnsi="Arial" w:cs="Arial"/>
+          <w:rFonts w:ascii="Arial" w:hAnsi="Arial" w:cs="Arial" w:eastAsia="Arial"/>
           <w:b/>
           <w:color w:val="000000"/>
           <w:sz w:val="18"/>
@@ -602,7 +602,7 @@
       </w:r>
       <w:r>
         <w:rPr>
-          <w:rFonts w:ascii="Arial" w:hAnsi="Arial" w:cs="Arial"/>
+          <w:rFonts w:ascii="Arial" w:hAnsi="Arial" w:cs="Arial" w:eastAsia="Arial"/>
           <w:color w:val="000000"/>
           <w:sz w:val="18"/>
           <w:highlight w:val="lightGray"/>
@@ -618,7 +618,7 @@
       </w:pPr>
       <w:r>
         <w:rPr>
-          <w:rFonts w:ascii="Roboto Mono" w:hAnsi="Roboto Mono"/>
+          <w:rFonts w:ascii="Roboto Mono" w:hAnsi="Roboto Mono" w:eastAsia="Roboto Mono"/>
         </w:rPr>
         <w:t>A Conceptual Model answers:</w:t>
       </w:r>
@@ -691,7 +691,7 @@
       </w:pPr>
       <w:r>
         <w:rPr>
-          <w:rFonts w:ascii="Roboto Mono" w:hAnsi="Roboto Mono"/>
+          <w:rFonts w:ascii="Roboto Mono" w:hAnsi="Roboto Mono" w:eastAsia="Roboto Mono"/>
         </w:rPr>
         <w:t>What information does the business need?</w:t>
       </w:r>
@@ -704,7 +704,7 @@
       </w:pPr>
       <w:r>
         <w:rPr>
-          <w:rFonts w:ascii="Roboto Mono" w:hAnsi="Roboto Mono"/>
+          <w:rFonts w:ascii="Roboto Mono" w:hAnsi="Roboto Mono" w:eastAsia="Roboto Mono"/>
         </w:rPr>
         <w:t>Not:</w:t>
       </w:r>
@@ -777,7 +777,7 @@
       </w:pPr>
       <w:r>
         <w:rPr>
-          <w:rFonts w:ascii="Roboto Mono" w:hAnsi="Roboto Mono"/>
+          <w:rFonts w:ascii="Roboto Mono" w:hAnsi="Roboto Mono" w:eastAsia="Roboto Mono"/>
         </w:rPr>
         <w:t>How will the database store it?</w:t>
       </w:r>
@@ -790,7 +790,7 @@
       </w:pPr>
       <w:r>
         <w:rPr>
-          <w:rFonts w:ascii="Roboto Mono" w:hAnsi="Roboto Mono"/>
+          <w:rFonts w:ascii="Roboto Mono" w:hAnsi="Roboto Mono" w:eastAsia="Roboto Mono"/>
         </w:rPr>
         <w:pict w14:anchorId="05FCC796">
           <v:rect id="_x0000_i1027" style="width:0;height:1.5pt" o:hralign="center" o:hrstd="t" o:hr="t" fillcolor="#a0a0a0" stroked="f"/>
@@ -814,7 +814,7 @@
     <w:p>
       <w:r>
         <w:rPr>
-          <w:rFonts w:ascii="Arial" w:hAnsi="Arial" w:cs="Arial"/>
+          <w:rFonts w:ascii="Arial" w:hAnsi="Arial" w:cs="Arial" w:eastAsia="Arial"/>
           <w:b/>
           <w:color w:val="000000"/>
           <w:sz w:val="18"/>
@@ -824,7 +824,7 @@
       </w:r>
       <w:r>
         <w:rPr>
-          <w:rFonts w:ascii="Arial" w:hAnsi="Arial" w:cs="Arial"/>
+          <w:rFonts w:ascii="Arial" w:hAnsi="Arial" w:cs="Arial" w:eastAsia="Arial"/>
           <w:color w:val="000000"/>
           <w:sz w:val="18"/>
           <w:highlight w:val="lightGray"/>
@@ -833,7 +833,7 @@
       </w:r>
       <w:r>
         <w:rPr>
-          <w:rFonts w:ascii="Arial" w:hAnsi="Arial" w:cs="Arial"/>
+          <w:rFonts w:ascii="Arial" w:hAnsi="Arial" w:cs="Arial" w:eastAsia="Arial"/>
           <w:b/>
           <w:color w:val="000000"/>
           <w:sz w:val="18"/>
@@ -843,7 +843,7 @@
       </w:r>
       <w:r>
         <w:rPr>
-          <w:rFonts w:ascii="Arial" w:hAnsi="Arial" w:cs="Arial"/>
+          <w:rFonts w:ascii="Arial" w:hAnsi="Arial" w:cs="Arial" w:eastAsia="Arial"/>
           <w:color w:val="000000"/>
           <w:sz w:val="18"/>
           <w:highlight w:val="lightGray"/>
@@ -852,7 +852,7 @@
       </w:r>
       <w:r>
         <w:rPr>
-          <w:rFonts w:ascii="Arial" w:hAnsi="Arial" w:cs="Arial"/>
+          <w:rFonts w:ascii="Arial" w:hAnsi="Arial" w:cs="Arial" w:eastAsia="Arial"/>
           <w:b/>
           <w:color w:val="000000"/>
           <w:sz w:val="18"/>
@@ -862,7 +862,7 @@
       </w:r>
       <w:r>
         <w:rPr>
-          <w:rFonts w:ascii="Arial" w:hAnsi="Arial" w:cs="Arial"/>
+          <w:rFonts w:ascii="Arial" w:hAnsi="Arial" w:cs="Arial" w:eastAsia="Arial"/>
           <w:color w:val="000000"/>
           <w:sz w:val="18"/>
           <w:highlight w:val="lightGray"/>
@@ -878,7 +878,7 @@
       </w:pPr>
       <w:r>
         <w:rPr>
-          <w:rFonts w:ascii="Roboto Mono" w:hAnsi="Roboto Mono"/>
+          <w:rFonts w:ascii="Roboto Mono" w:hAnsi="Roboto Mono" w:eastAsia="Roboto Mono"/>
         </w:rPr>
         <w:t>A business wants to build an online shopping system.</w:t>
       </w:r>
@@ -891,7 +891,7 @@
       </w:pPr>
       <w:r>
         <w:rPr>
-          <w:rFonts w:ascii="Roboto Mono" w:hAnsi="Roboto Mono"/>
+          <w:rFonts w:ascii="Roboto Mono" w:hAnsi="Roboto Mono" w:eastAsia="Roboto Mono"/>
         </w:rPr>
         <w:t>At the conceptual level, we identify:</w:t>
       </w:r>
@@ -964,27 +964,27 @@
       </w:pPr>
       <w:r>
         <w:rPr>
-          <w:rFonts w:ascii="Roboto Mono" w:hAnsi="Roboto Mono"/>
+          <w:rFonts w:ascii="Roboto Mono" w:hAnsi="Roboto Mono" w:eastAsia="Roboto Mono"/>
         </w:rPr>
         <w:t>Customer</w:t>
       </w:r>
       <w:r>
         <w:rPr>
-          <w:rFonts w:ascii="Roboto Mono" w:hAnsi="Roboto Mono"/>
+          <w:rFonts w:ascii="Roboto Mono" w:hAnsi="Roboto Mono" w:eastAsia="Roboto Mono"/>
         </w:rPr>
         <w:br/>
         <w:t>Order</w:t>
       </w:r>
       <w:r>
         <w:rPr>
-          <w:rFonts w:ascii="Roboto Mono" w:hAnsi="Roboto Mono"/>
+          <w:rFonts w:ascii="Roboto Mono" w:hAnsi="Roboto Mono" w:eastAsia="Roboto Mono"/>
         </w:rPr>
         <w:br/>
         <w:t>Product</w:t>
       </w:r>
       <w:r>
         <w:rPr>
-          <w:rFonts w:ascii="Roboto Mono" w:hAnsi="Roboto Mono"/>
+          <w:rFonts w:ascii="Roboto Mono" w:hAnsi="Roboto Mono" w:eastAsia="Roboto Mono"/>
         </w:rPr>
         <w:br/>
         <w:t>Payment</w:t>
@@ -998,7 +998,7 @@
       </w:pPr>
       <w:r>
         <w:rPr>
-          <w:rFonts w:ascii="Roboto Mono" w:hAnsi="Roboto Mono"/>
+          <w:rFonts w:ascii="Roboto Mono" w:hAnsi="Roboto Mono" w:eastAsia="Roboto Mono"/>
         </w:rPr>
         <w:t>and their relationships.</w:t>
       </w:r>
@@ -1011,7 +1011,7 @@
       </w:pPr>
       <w:r>
         <w:rPr>
-          <w:rFonts w:ascii="Roboto Mono" w:hAnsi="Roboto Mono"/>
+          <w:rFonts w:ascii="Roboto Mono" w:hAnsi="Roboto Mono" w:eastAsia="Roboto Mono"/>
         </w:rPr>
         <w:pict w14:anchorId="4D816D0E">
           <v:rect id="_x0000_i1028" style="width:0;height:1.5pt" o:hralign="center" o:hrstd="t" o:hr="t" fillcolor="#a0a0a0" stroked="f"/>
@@ -1028,7 +1028,7 @@
       </w:pPr>
       <w:r>
         <w:rPr>
-          <w:rFonts w:ascii="Roboto Mono" w:hAnsi="Roboto Mono"/>
+          <w:rFonts w:ascii="Roboto Mono" w:hAnsi="Roboto Mono" w:eastAsia="Roboto Mono"/>
           <w:b/>
           <w:bCs/>
         </w:rPr>
@@ -1105,86 +1105,86 @@
       </w:pPr>
       <w:r>
         <w:rPr>
-          <w:rFonts w:ascii="Roboto Mono" w:hAnsi="Roboto Mono"/>
+          <w:rFonts w:ascii="Roboto Mono" w:hAnsi="Roboto Mono" w:eastAsia="Roboto Mono"/>
         </w:rPr>
         <w:t>Customer</w:t>
       </w:r>
       <w:r>
         <w:rPr>
-          <w:rFonts w:ascii="Roboto Mono" w:hAnsi="Roboto Mono"/>
+          <w:rFonts w:ascii="Roboto Mono" w:hAnsi="Roboto Mono" w:eastAsia="Roboto Mono"/>
         </w:rPr>
         <w:br/>
         <w:t xml:space="preserve">    </w:t>
       </w:r>
       <w:r>
         <w:rPr>
-          <w:rFonts w:ascii="MS Gothic" w:eastAsia="MS Gothic" w:hAnsi="MS Gothic" w:cs="MS Gothic" w:hint="eastAsia"/>
+          <w:rFonts w:ascii="Roboto Mono" w:eastAsia="Roboto Mono" w:hAnsi="Roboto Mono" w:cs="MS Gothic" w:hint="eastAsia"/>
         </w:rPr>
         <w:t>│</w:t>
       </w:r>
       <w:r>
         <w:rPr>
-          <w:rFonts w:ascii="Roboto Mono" w:hAnsi="Roboto Mono"/>
+          <w:rFonts w:ascii="Roboto Mono" w:hAnsi="Roboto Mono" w:eastAsia="Roboto Mono"/>
         </w:rPr>
         <w:br/>
         <w:t xml:space="preserve"> Places</w:t>
       </w:r>
       <w:r>
         <w:rPr>
-          <w:rFonts w:ascii="Roboto Mono" w:hAnsi="Roboto Mono"/>
+          <w:rFonts w:ascii="Roboto Mono" w:hAnsi="Roboto Mono" w:eastAsia="Roboto Mono"/>
         </w:rPr>
         <w:br/>
         <w:t xml:space="preserve">    </w:t>
       </w:r>
       <w:r>
         <w:rPr>
-          <w:rFonts w:ascii="MS Gothic" w:eastAsia="MS Gothic" w:hAnsi="MS Gothic" w:cs="MS Gothic" w:hint="eastAsia"/>
+          <w:rFonts w:ascii="Roboto Mono" w:eastAsia="Roboto Mono" w:hAnsi="Roboto Mono" w:cs="MS Gothic" w:hint="eastAsia"/>
         </w:rPr>
         <w:t>│</w:t>
       </w:r>
       <w:r>
         <w:rPr>
-          <w:rFonts w:ascii="Roboto Mono" w:hAnsi="Roboto Mono"/>
+          <w:rFonts w:ascii="Roboto Mono" w:hAnsi="Roboto Mono" w:eastAsia="Roboto Mono"/>
         </w:rPr>
         <w:br/>
         <w:t>Order</w:t>
       </w:r>
       <w:r>
         <w:rPr>
-          <w:rFonts w:ascii="Roboto Mono" w:hAnsi="Roboto Mono"/>
+          <w:rFonts w:ascii="Roboto Mono" w:hAnsi="Roboto Mono" w:eastAsia="Roboto Mono"/>
         </w:rPr>
         <w:br/>
         <w:t xml:space="preserve">    </w:t>
       </w:r>
       <w:r>
         <w:rPr>
-          <w:rFonts w:ascii="MS Gothic" w:eastAsia="MS Gothic" w:hAnsi="MS Gothic" w:cs="MS Gothic" w:hint="eastAsia"/>
+          <w:rFonts w:ascii="Roboto Mono" w:eastAsia="Roboto Mono" w:hAnsi="Roboto Mono" w:cs="MS Gothic" w:hint="eastAsia"/>
         </w:rPr>
         <w:t>│</w:t>
       </w:r>
       <w:r>
         <w:rPr>
-          <w:rFonts w:ascii="Roboto Mono" w:hAnsi="Roboto Mono"/>
+          <w:rFonts w:ascii="Roboto Mono" w:hAnsi="Roboto Mono" w:eastAsia="Roboto Mono"/>
         </w:rPr>
         <w:br/>
         <w:t xml:space="preserve"> Contains</w:t>
       </w:r>
       <w:r>
         <w:rPr>
-          <w:rFonts w:ascii="Roboto Mono" w:hAnsi="Roboto Mono"/>
+          <w:rFonts w:ascii="Roboto Mono" w:hAnsi="Roboto Mono" w:eastAsia="Roboto Mono"/>
         </w:rPr>
         <w:br/>
         <w:t xml:space="preserve">    </w:t>
       </w:r>
       <w:r>
         <w:rPr>
-          <w:rFonts w:ascii="MS Gothic" w:eastAsia="MS Gothic" w:hAnsi="MS Gothic" w:cs="MS Gothic" w:hint="eastAsia"/>
+          <w:rFonts w:ascii="Roboto Mono" w:eastAsia="Roboto Mono" w:hAnsi="Roboto Mono" w:cs="MS Gothic" w:hint="eastAsia"/>
         </w:rPr>
         <w:t>│</w:t>
       </w:r>
       <w:r>
         <w:rPr>
-          <w:rFonts w:ascii="Roboto Mono" w:hAnsi="Roboto Mono"/>
+          <w:rFonts w:ascii="Roboto Mono" w:hAnsi="Roboto Mono" w:eastAsia="Roboto Mono"/>
         </w:rPr>
         <w:br/>
         <w:t>Product</w:t>
@@ -1198,7 +1198,7 @@
       </w:pPr>
       <w:r>
         <w:rPr>
-          <w:rFonts w:ascii="Roboto Mono" w:hAnsi="Roboto Mono"/>
+          <w:rFonts w:ascii="Roboto Mono" w:hAnsi="Roboto Mono" w:eastAsia="Roboto Mono"/>
         </w:rPr>
         <w:t>Notice:</w:t>
       </w:r>
@@ -1271,20 +1271,20 @@
       </w:pPr>
       <w:r>
         <w:rPr>
-          <w:rFonts w:ascii="Roboto Mono" w:hAnsi="Roboto Mono"/>
+          <w:rFonts w:ascii="Roboto Mono" w:hAnsi="Roboto Mono" w:eastAsia="Roboto Mono"/>
         </w:rPr>
         <w:t>No tables</w:t>
       </w:r>
       <w:r>
         <w:rPr>
-          <w:rFonts w:ascii="Roboto Mono" w:hAnsi="Roboto Mono"/>
+          <w:rFonts w:ascii="Roboto Mono" w:hAnsi="Roboto Mono" w:eastAsia="Roboto Mono"/>
         </w:rPr>
         <w:br/>
         <w:t>No columns</w:t>
       </w:r>
       <w:r>
         <w:rPr>
-          <w:rFonts w:ascii="Roboto Mono" w:hAnsi="Roboto Mono"/>
+          <w:rFonts w:ascii="Roboto Mono" w:hAnsi="Roboto Mono" w:eastAsia="Roboto Mono"/>
         </w:rPr>
         <w:br/>
         <w:t>No data types</w:t>
@@ -1298,7 +1298,7 @@
       </w:pPr>
       <w:r>
         <w:rPr>
-          <w:rFonts w:ascii="Roboto Mono" w:hAnsi="Roboto Mono"/>
+          <w:rFonts w:ascii="Roboto Mono" w:hAnsi="Roboto Mono" w:eastAsia="Roboto Mono"/>
         </w:rPr>
         <w:t>Only business concepts.</w:t>
       </w:r>
@@ -1311,7 +1311,7 @@
       </w:pPr>
       <w:r>
         <w:rPr>
-          <w:rFonts w:ascii="Roboto Mono" w:hAnsi="Roboto Mono"/>
+          <w:rFonts w:ascii="Roboto Mono" w:hAnsi="Roboto Mono" w:eastAsia="Roboto Mono"/>
         </w:rPr>
         <w:pict w14:anchorId="79418853">
           <v:rect id="_x0000_i1029" style="width:0;height:1.5pt" o:hralign="center" o:hrstd="t" o:hr="t" fillcolor="#a0a0a0" stroked="f"/>
@@ -1335,7 +1335,7 @@
     <w:p>
       <w:r>
         <w:rPr>
-          <w:rFonts w:ascii="Arial" w:hAnsi="Arial" w:cs="Arial"/>
+          <w:rFonts w:ascii="Arial" w:hAnsi="Arial" w:cs="Arial" w:eastAsia="Arial"/>
           <w:b/>
           <w:color w:val="000000"/>
           <w:sz w:val="18"/>
@@ -1345,7 +1345,7 @@
       </w:r>
       <w:r>
         <w:rPr>
-          <w:rFonts w:ascii="Arial" w:hAnsi="Arial" w:cs="Arial"/>
+          <w:rFonts w:ascii="Arial" w:hAnsi="Arial" w:cs="Arial" w:eastAsia="Arial"/>
           <w:color w:val="000000"/>
           <w:sz w:val="18"/>
           <w:highlight w:val="lightGray"/>
@@ -1354,7 +1354,7 @@
       </w:r>
       <w:r>
         <w:rPr>
-          <w:rFonts w:ascii="Arial" w:hAnsi="Arial" w:cs="Arial"/>
+          <w:rFonts w:ascii="Arial" w:hAnsi="Arial" w:cs="Arial" w:eastAsia="Arial"/>
           <w:b/>
           <w:color w:val="000000"/>
           <w:sz w:val="18"/>
@@ -1364,7 +1364,7 @@
       </w:r>
       <w:r>
         <w:rPr>
-          <w:rFonts w:ascii="Arial" w:hAnsi="Arial" w:cs="Arial"/>
+          <w:rFonts w:ascii="Arial" w:hAnsi="Arial" w:cs="Arial" w:eastAsia="Arial"/>
           <w:color w:val="000000"/>
           <w:sz w:val="18"/>
           <w:highlight w:val="lightGray"/>
@@ -1373,7 +1373,7 @@
       </w:r>
       <w:r>
         <w:rPr>
-          <w:rFonts w:ascii="Arial" w:hAnsi="Arial" w:cs="Arial"/>
+          <w:rFonts w:ascii="Arial" w:hAnsi="Arial" w:cs="Arial" w:eastAsia="Arial"/>
           <w:b/>
           <w:color w:val="000000"/>
           <w:sz w:val="18"/>
@@ -1383,7 +1383,7 @@
       </w:r>
       <w:r>
         <w:rPr>
-          <w:rFonts w:ascii="Arial" w:hAnsi="Arial" w:cs="Arial"/>
+          <w:rFonts w:ascii="Arial" w:hAnsi="Arial" w:cs="Arial" w:eastAsia="Arial"/>
           <w:color w:val="000000"/>
           <w:sz w:val="18"/>
           <w:highlight w:val="lightGray"/>
@@ -1401,7 +1401,7 @@
       </w:pPr>
       <w:r>
         <w:rPr>
-          <w:rFonts w:ascii="Roboto Mono" w:hAnsi="Roboto Mono"/>
+          <w:rFonts w:ascii="Roboto Mono" w:hAnsi="Roboto Mono" w:eastAsia="Roboto Mono"/>
           <w:b/>
           <w:bCs/>
         </w:rPr>
@@ -1416,7 +1416,7 @@
       </w:pPr>
       <w:r>
         <w:rPr>
-          <w:rFonts w:ascii="Roboto Mono" w:hAnsi="Roboto Mono"/>
+          <w:rFonts w:ascii="Roboto Mono" w:hAnsi="Roboto Mono" w:eastAsia="Roboto Mono"/>
         </w:rPr>
         <w:t>Entities:</w:t>
       </w:r>
@@ -1489,27 +1489,27 @@
       </w:pPr>
       <w:r>
         <w:rPr>
-          <w:rFonts w:ascii="Roboto Mono" w:hAnsi="Roboto Mono"/>
+          <w:rFonts w:ascii="Roboto Mono" w:hAnsi="Roboto Mono" w:eastAsia="Roboto Mono"/>
         </w:rPr>
         <w:t>Student</w:t>
       </w:r>
       <w:r>
         <w:rPr>
-          <w:rFonts w:ascii="Roboto Mono" w:hAnsi="Roboto Mono"/>
+          <w:rFonts w:ascii="Roboto Mono" w:hAnsi="Roboto Mono" w:eastAsia="Roboto Mono"/>
         </w:rPr>
         <w:br/>
         <w:t>Course</w:t>
       </w:r>
       <w:r>
         <w:rPr>
-          <w:rFonts w:ascii="Roboto Mono" w:hAnsi="Roboto Mono"/>
+          <w:rFonts w:ascii="Roboto Mono" w:hAnsi="Roboto Mono" w:eastAsia="Roboto Mono"/>
         </w:rPr>
         <w:br/>
         <w:t>Instructor</w:t>
       </w:r>
       <w:r>
         <w:rPr>
-          <w:rFonts w:ascii="Roboto Mono" w:hAnsi="Roboto Mono"/>
+          <w:rFonts w:ascii="Roboto Mono" w:hAnsi="Roboto Mono" w:eastAsia="Roboto Mono"/>
         </w:rPr>
         <w:br/>
         <w:t>Department</w:t>
@@ -1523,7 +1523,7 @@
       </w:pPr>
       <w:r>
         <w:rPr>
-          <w:rFonts w:ascii="Roboto Mono" w:hAnsi="Roboto Mono"/>
+          <w:rFonts w:ascii="Roboto Mono" w:hAnsi="Roboto Mono" w:eastAsia="Roboto Mono"/>
         </w:rPr>
         <w:t>Relationships:</w:t>
       </w:r>
@@ -1602,20 +1602,20 @@
       </w:pPr>
       <w:r>
         <w:rPr>
-          <w:rFonts w:ascii="Roboto Mono" w:hAnsi="Roboto Mono"/>
+          <w:rFonts w:ascii="Roboto Mono" w:hAnsi="Roboto Mono" w:eastAsia="Roboto Mono"/>
         </w:rPr>
         <w:t>Student enrolls in Course</w:t>
       </w:r>
       <w:r>
         <w:rPr>
-          <w:rFonts w:ascii="Roboto Mono" w:hAnsi="Roboto Mono"/>
+          <w:rFonts w:ascii="Roboto Mono" w:hAnsi="Roboto Mono" w:eastAsia="Roboto Mono"/>
         </w:rPr>
         <w:br/>
         <w:t>Instructor teaches Course</w:t>
       </w:r>
       <w:r>
         <w:rPr>
-          <w:rFonts w:ascii="Roboto Mono" w:hAnsi="Roboto Mono"/>
+          <w:rFonts w:ascii="Roboto Mono" w:hAnsi="Roboto Mono" w:eastAsia="Roboto Mono"/>
         </w:rPr>
         <w:br/>
         <w:t>Department manages Course</w:t>
@@ -1629,7 +1629,7 @@
       </w:pPr>
       <w:r>
         <w:rPr>
-          <w:rFonts w:ascii="Roboto Mono" w:hAnsi="Roboto Mono"/>
+          <w:rFonts w:ascii="Roboto Mono" w:hAnsi="Roboto Mono" w:eastAsia="Roboto Mono"/>
         </w:rPr>
         <w:pict w14:anchorId="6217DAFA">
           <v:rect id="_x0000_i1030" style="width:0;height:1.5pt" o:hralign="center" o:hrstd="t" o:hr="t" fillcolor="#a0a0a0" stroked="f"/>
@@ -1646,7 +1646,7 @@
       </w:pPr>
       <w:r>
         <w:rPr>
-          <w:rFonts w:ascii="Roboto Mono" w:hAnsi="Roboto Mono"/>
+          <w:rFonts w:ascii="Roboto Mono" w:hAnsi="Roboto Mono" w:eastAsia="Roboto Mono"/>
           <w:b/>
           <w:bCs/>
         </w:rPr>
@@ -1723,86 +1723,86 @@
       </w:pPr>
       <w:r>
         <w:rPr>
-          <w:rFonts w:ascii="Roboto Mono" w:hAnsi="Roboto Mono"/>
+          <w:rFonts w:ascii="Roboto Mono" w:hAnsi="Roboto Mono" w:eastAsia="Roboto Mono"/>
         </w:rPr>
         <w:t>Student</w:t>
       </w:r>
       <w:r>
         <w:rPr>
-          <w:rFonts w:ascii="Roboto Mono" w:hAnsi="Roboto Mono"/>
+          <w:rFonts w:ascii="Roboto Mono" w:hAnsi="Roboto Mono" w:eastAsia="Roboto Mono"/>
         </w:rPr>
         <w:br/>
         <w:t xml:space="preserve">    </w:t>
       </w:r>
       <w:r>
         <w:rPr>
-          <w:rFonts w:ascii="MS Gothic" w:eastAsia="MS Gothic" w:hAnsi="MS Gothic" w:cs="MS Gothic" w:hint="eastAsia"/>
+          <w:rFonts w:ascii="Roboto Mono" w:eastAsia="Roboto Mono" w:hAnsi="Roboto Mono" w:cs="MS Gothic" w:hint="eastAsia"/>
         </w:rPr>
         <w:t>│</w:t>
       </w:r>
       <w:r>
         <w:rPr>
-          <w:rFonts w:ascii="Roboto Mono" w:hAnsi="Roboto Mono"/>
+          <w:rFonts w:ascii="Roboto Mono" w:hAnsi="Roboto Mono" w:eastAsia="Roboto Mono"/>
         </w:rPr>
         <w:br/>
         <w:t>Enrolls In</w:t>
       </w:r>
       <w:r>
         <w:rPr>
-          <w:rFonts w:ascii="Roboto Mono" w:hAnsi="Roboto Mono"/>
+          <w:rFonts w:ascii="Roboto Mono" w:hAnsi="Roboto Mono" w:eastAsia="Roboto Mono"/>
         </w:rPr>
         <w:br/>
         <w:t xml:space="preserve">    </w:t>
       </w:r>
       <w:r>
         <w:rPr>
-          <w:rFonts w:ascii="MS Gothic" w:eastAsia="MS Gothic" w:hAnsi="MS Gothic" w:cs="MS Gothic" w:hint="eastAsia"/>
+          <w:rFonts w:ascii="Roboto Mono" w:eastAsia="Roboto Mono" w:hAnsi="Roboto Mono" w:cs="MS Gothic" w:hint="eastAsia"/>
         </w:rPr>
         <w:t>│</w:t>
       </w:r>
       <w:r>
         <w:rPr>
-          <w:rFonts w:ascii="Roboto Mono" w:hAnsi="Roboto Mono"/>
+          <w:rFonts w:ascii="Roboto Mono" w:hAnsi="Roboto Mono" w:eastAsia="Roboto Mono"/>
         </w:rPr>
         <w:br/>
         <w:t>Course</w:t>
       </w:r>
       <w:r>
         <w:rPr>
-          <w:rFonts w:ascii="Roboto Mono" w:hAnsi="Roboto Mono"/>
+          <w:rFonts w:ascii="Roboto Mono" w:hAnsi="Roboto Mono" w:eastAsia="Roboto Mono"/>
         </w:rPr>
         <w:br/>
         <w:t xml:space="preserve">    </w:t>
       </w:r>
       <w:r>
         <w:rPr>
-          <w:rFonts w:ascii="MS Gothic" w:eastAsia="MS Gothic" w:hAnsi="MS Gothic" w:cs="MS Gothic" w:hint="eastAsia"/>
+          <w:rFonts w:ascii="Roboto Mono" w:eastAsia="Roboto Mono" w:hAnsi="Roboto Mono" w:cs="MS Gothic" w:hint="eastAsia"/>
         </w:rPr>
         <w:t>│</w:t>
       </w:r>
       <w:r>
         <w:rPr>
-          <w:rFonts w:ascii="Roboto Mono" w:hAnsi="Roboto Mono"/>
+          <w:rFonts w:ascii="Roboto Mono" w:hAnsi="Roboto Mono" w:eastAsia="Roboto Mono"/>
         </w:rPr>
         <w:br/>
         <w:t>Taught By</w:t>
       </w:r>
       <w:r>
         <w:rPr>
-          <w:rFonts w:ascii="Roboto Mono" w:hAnsi="Roboto Mono"/>
+          <w:rFonts w:ascii="Roboto Mono" w:hAnsi="Roboto Mono" w:eastAsia="Roboto Mono"/>
         </w:rPr>
         <w:br/>
         <w:t xml:space="preserve">    </w:t>
       </w:r>
       <w:r>
         <w:rPr>
-          <w:rFonts w:ascii="MS Gothic" w:eastAsia="MS Gothic" w:hAnsi="MS Gothic" w:cs="MS Gothic" w:hint="eastAsia"/>
+          <w:rFonts w:ascii="Roboto Mono" w:eastAsia="Roboto Mono" w:hAnsi="Roboto Mono" w:cs="MS Gothic" w:hint="eastAsia"/>
         </w:rPr>
         <w:t>│</w:t>
       </w:r>
       <w:r>
         <w:rPr>
-          <w:rFonts w:ascii="Roboto Mono" w:hAnsi="Roboto Mono"/>
+          <w:rFonts w:ascii="Roboto Mono" w:hAnsi="Roboto Mono" w:eastAsia="Roboto Mono"/>
         </w:rPr>
         <w:br/>
         <w:t>Instructor</w:t>
@@ -1816,7 +1816,7 @@
       </w:pPr>
       <w:r>
         <w:rPr>
-          <w:rFonts w:ascii="Roboto Mono" w:hAnsi="Roboto Mono"/>
+          <w:rFonts w:ascii="Roboto Mono" w:hAnsi="Roboto Mono" w:eastAsia="Roboto Mono"/>
         </w:rPr>
         <w:pict w14:anchorId="4838885B">
           <v:rect id="_x0000_i1031" style="width:0;height:1.5pt" o:hralign="center" o:hrstd="t" o:hr="t" fillcolor="#a0a0a0" stroked="f"/>
@@ -1840,7 +1840,7 @@
     <w:p>
       <w:r>
         <w:rPr>
-          <w:rFonts w:ascii="Arial" w:hAnsi="Arial" w:cs="Arial"/>
+          <w:rFonts w:ascii="Arial" w:hAnsi="Arial" w:cs="Arial" w:eastAsia="Arial"/>
           <w:b/>
           <w:color w:val="000000"/>
           <w:sz w:val="18"/>
@@ -1850,7 +1850,7 @@
       </w:r>
       <w:r>
         <w:rPr>
-          <w:rFonts w:ascii="Arial" w:hAnsi="Arial" w:cs="Arial"/>
+          <w:rFonts w:ascii="Arial" w:hAnsi="Arial" w:cs="Arial" w:eastAsia="Arial"/>
           <w:color w:val="000000"/>
           <w:sz w:val="18"/>
           <w:highlight w:val="lightGray"/>
@@ -1859,7 +1859,7 @@
       </w:r>
       <w:r>
         <w:rPr>
-          <w:rFonts w:ascii="Arial" w:hAnsi="Arial" w:cs="Arial"/>
+          <w:rFonts w:ascii="Arial" w:hAnsi="Arial" w:cs="Arial" w:eastAsia="Arial"/>
           <w:b/>
           <w:color w:val="000000"/>
           <w:sz w:val="18"/>
@@ -1869,7 +1869,7 @@
       </w:r>
       <w:r>
         <w:rPr>
-          <w:rFonts w:ascii="Arial" w:hAnsi="Arial" w:cs="Arial"/>
+          <w:rFonts w:ascii="Arial" w:hAnsi="Arial" w:cs="Arial" w:eastAsia="Arial"/>
           <w:color w:val="000000"/>
           <w:sz w:val="18"/>
           <w:highlight w:val="lightGray"/>
@@ -1878,7 +1878,7 @@
       </w:r>
       <w:r>
         <w:rPr>
-          <w:rFonts w:ascii="Arial" w:hAnsi="Arial" w:cs="Arial"/>
+          <w:rFonts w:ascii="Arial" w:hAnsi="Arial" w:cs="Arial" w:eastAsia="Arial"/>
           <w:b/>
           <w:color w:val="000000"/>
           <w:sz w:val="18"/>
@@ -1888,7 +1888,7 @@
       </w:r>
       <w:r>
         <w:rPr>
-          <w:rFonts w:ascii="Arial" w:hAnsi="Arial" w:cs="Arial"/>
+          <w:rFonts w:ascii="Arial" w:hAnsi="Arial" w:cs="Arial" w:eastAsia="Arial"/>
           <w:color w:val="000000"/>
           <w:sz w:val="18"/>
           <w:highlight w:val="lightGray"/>
@@ -1904,7 +1904,7 @@
       </w:pPr>
       <w:r>
         <w:rPr>
-          <w:rFonts w:ascii="Roboto Mono" w:hAnsi="Roboto Mono"/>
+          <w:rFonts w:ascii="Roboto Mono" w:hAnsi="Roboto Mono" w:eastAsia="Roboto Mono"/>
         </w:rPr>
         <w:t>The Conceptual Model typically includes:</w:t>
       </w:r>
@@ -1919,7 +1919,7 @@
       </w:pPr>
       <w:r>
         <w:rPr>
-          <w:rFonts w:ascii="Roboto Mono" w:hAnsi="Roboto Mono"/>
+          <w:rFonts w:ascii="Roboto Mono" w:hAnsi="Roboto Mono" w:eastAsia="Roboto Mono"/>
           <w:b/>
           <w:bCs/>
         </w:rPr>
@@ -1934,7 +1934,7 @@
       </w:pPr>
       <w:r>
         <w:rPr>
-          <w:rFonts w:ascii="Roboto Mono" w:hAnsi="Roboto Mono"/>
+          <w:rFonts w:ascii="Roboto Mono" w:hAnsi="Roboto Mono" w:eastAsia="Roboto Mono"/>
         </w:rPr>
         <w:t>Examples:</w:t>
       </w:r>
@@ -2007,27 +2007,27 @@
       </w:pPr>
       <w:r>
         <w:rPr>
-          <w:rFonts w:ascii="Roboto Mono" w:hAnsi="Roboto Mono"/>
+          <w:rFonts w:ascii="Roboto Mono" w:hAnsi="Roboto Mono" w:eastAsia="Roboto Mono"/>
         </w:rPr>
         <w:t>Customer</w:t>
       </w:r>
       <w:r>
         <w:rPr>
-          <w:rFonts w:ascii="Roboto Mono" w:hAnsi="Roboto Mono"/>
+          <w:rFonts w:ascii="Roboto Mono" w:hAnsi="Roboto Mono" w:eastAsia="Roboto Mono"/>
         </w:rPr>
         <w:br/>
         <w:t>Product</w:t>
       </w:r>
       <w:r>
         <w:rPr>
-          <w:rFonts w:ascii="Roboto Mono" w:hAnsi="Roboto Mono"/>
+          <w:rFonts w:ascii="Roboto Mono" w:hAnsi="Roboto Mono" w:eastAsia="Roboto Mono"/>
         </w:rPr>
         <w:br/>
         <w:t>Order</w:t>
       </w:r>
       <w:r>
         <w:rPr>
-          <w:rFonts w:ascii="Roboto Mono" w:hAnsi="Roboto Mono"/>
+          <w:rFonts w:ascii="Roboto Mono" w:hAnsi="Roboto Mono" w:eastAsia="Roboto Mono"/>
         </w:rPr>
         <w:br/>
         <w:t>Employee</w:t>
@@ -2041,7 +2041,7 @@
       </w:pPr>
       <w:r>
         <w:rPr>
-          <w:rFonts w:ascii="Roboto Mono" w:hAnsi="Roboto Mono"/>
+          <w:rFonts w:ascii="Roboto Mono" w:hAnsi="Roboto Mono" w:eastAsia="Roboto Mono"/>
         </w:rPr>
         <w:pict w14:anchorId="3BD3D53D">
           <v:rect id="_x0000_i1032" style="width:0;height:1.5pt" o:hralign="center" o:hrstd="t" o:hr="t" fillcolor="#a0a0a0" stroked="f"/>
@@ -2058,7 +2058,7 @@
       </w:pPr>
       <w:r>
         <w:rPr>
-          <w:rFonts w:ascii="Roboto Mono" w:hAnsi="Roboto Mono"/>
+          <w:rFonts w:ascii="Roboto Mono" w:hAnsi="Roboto Mono" w:eastAsia="Roboto Mono"/>
           <w:b/>
           <w:bCs/>
         </w:rPr>
@@ -2073,7 +2073,7 @@
       </w:pPr>
       <w:r>
         <w:rPr>
-          <w:rFonts w:ascii="Roboto Mono" w:hAnsi="Roboto Mono"/>
+          <w:rFonts w:ascii="Roboto Mono" w:hAnsi="Roboto Mono" w:eastAsia="Roboto Mono"/>
         </w:rPr>
         <w:t>Examples:</w:t>
       </w:r>
@@ -2146,13 +2146,13 @@
       </w:pPr>
       <w:r>
         <w:rPr>
-          <w:rFonts w:ascii="Roboto Mono" w:hAnsi="Roboto Mono"/>
+          <w:rFonts w:ascii="Roboto Mono" w:hAnsi="Roboto Mono" w:eastAsia="Roboto Mono"/>
         </w:rPr>
         <w:t>Customer places Order</w:t>
       </w:r>
       <w:r>
         <w:rPr>
-          <w:rFonts w:ascii="Roboto Mono" w:hAnsi="Roboto Mono"/>
+          <w:rFonts w:ascii="Roboto Mono" w:hAnsi="Roboto Mono" w:eastAsia="Roboto Mono"/>
         </w:rPr>
         <w:br/>
         <w:t>Employee works in Department</w:t>
@@ -2166,7 +2166,7 @@
       </w:pPr>
       <w:r>
         <w:rPr>
-          <w:rFonts w:ascii="Roboto Mono" w:hAnsi="Roboto Mono"/>
+          <w:rFonts w:ascii="Roboto Mono" w:hAnsi="Roboto Mono" w:eastAsia="Roboto Mono"/>
         </w:rPr>
         <w:pict w14:anchorId="48A85841">
           <v:rect id="_x0000_i1033" style="width:0;height:1.5pt" o:hralign="center" o:hrstd="t" o:hr="t" fillcolor="#a0a0a0" stroked="f"/>
@@ -2183,7 +2183,7 @@
       </w:pPr>
       <w:r>
         <w:rPr>
-          <w:rFonts w:ascii="Roboto Mono" w:hAnsi="Roboto Mono"/>
+          <w:rFonts w:ascii="Roboto Mono" w:hAnsi="Roboto Mono" w:eastAsia="Roboto Mono"/>
           <w:b/>
           <w:bCs/>
         </w:rPr>
@@ -2198,7 +2198,7 @@
       </w:pPr>
       <w:r>
         <w:rPr>
-          <w:rFonts w:ascii="Roboto Mono" w:hAnsi="Roboto Mono"/>
+          <w:rFonts w:ascii="Roboto Mono" w:hAnsi="Roboto Mono" w:eastAsia="Roboto Mono"/>
         </w:rPr>
         <w:t>Examples:</w:t>
       </w:r>
@@ -2271,13 +2271,13 @@
       </w:pPr>
       <w:r>
         <w:rPr>
-          <w:rFonts w:ascii="Roboto Mono" w:hAnsi="Roboto Mono"/>
+          <w:rFonts w:ascii="Roboto Mono" w:hAnsi="Roboto Mono" w:eastAsia="Roboto Mono"/>
         </w:rPr>
         <w:t>A customer can place many orders.</w:t>
       </w:r>
       <w:r>
         <w:rPr>
-          <w:rFonts w:ascii="Roboto Mono" w:hAnsi="Roboto Mono"/>
+          <w:rFonts w:ascii="Roboto Mono" w:hAnsi="Roboto Mono" w:eastAsia="Roboto Mono"/>
         </w:rPr>
         <w:br/>
         <w:t>An order must belong to one customer.</w:t>
@@ -2291,7 +2291,7 @@
       </w:pPr>
       <w:r>
         <w:rPr>
-          <w:rFonts w:ascii="Roboto Mono" w:hAnsi="Roboto Mono"/>
+          <w:rFonts w:ascii="Roboto Mono" w:hAnsi="Roboto Mono" w:eastAsia="Roboto Mono"/>
         </w:rPr>
         <w:pict w14:anchorId="7D4EA04F">
           <v:rect id="_x0000_i1034" style="width:0;height:1.5pt" o:hralign="center" o:hrstd="t" o:hr="t" fillcolor="#a0a0a0" stroked="f"/>
@@ -2315,7 +2315,7 @@
     <w:p>
       <w:r>
         <w:rPr>
-          <w:rFonts w:ascii="Arial" w:hAnsi="Arial" w:cs="Arial"/>
+          <w:rFonts w:ascii="Arial" w:hAnsi="Arial" w:cs="Arial" w:eastAsia="Arial"/>
           <w:b/>
           <w:color w:val="000000"/>
           <w:sz w:val="18"/>
@@ -2325,7 +2325,7 @@
       </w:r>
       <w:r>
         <w:rPr>
-          <w:rFonts w:ascii="Arial" w:hAnsi="Arial" w:cs="Arial"/>
+          <w:rFonts w:ascii="Arial" w:hAnsi="Arial" w:cs="Arial" w:eastAsia="Arial"/>
           <w:color w:val="000000"/>
           <w:sz w:val="18"/>
           <w:highlight w:val="lightGray"/>
@@ -2334,7 +2334,7 @@
       </w:r>
       <w:r>
         <w:rPr>
-          <w:rFonts w:ascii="Arial" w:hAnsi="Arial" w:cs="Arial"/>
+          <w:rFonts w:ascii="Arial" w:hAnsi="Arial" w:cs="Arial" w:eastAsia="Arial"/>
           <w:b/>
           <w:color w:val="000000"/>
           <w:sz w:val="18"/>
@@ -2344,7 +2344,7 @@
       </w:r>
       <w:r>
         <w:rPr>
-          <w:rFonts w:ascii="Arial" w:hAnsi="Arial" w:cs="Arial"/>
+          <w:rFonts w:ascii="Arial" w:hAnsi="Arial" w:cs="Arial" w:eastAsia="Arial"/>
           <w:color w:val="000000"/>
           <w:sz w:val="18"/>
           <w:highlight w:val="lightGray"/>
@@ -2353,7 +2353,7 @@
       </w:r>
       <w:r>
         <w:rPr>
-          <w:rFonts w:ascii="Arial" w:hAnsi="Arial" w:cs="Arial"/>
+          <w:rFonts w:ascii="Arial" w:hAnsi="Arial" w:cs="Arial" w:eastAsia="Arial"/>
           <w:b/>
           <w:color w:val="000000"/>
           <w:sz w:val="18"/>
@@ -2363,7 +2363,7 @@
       </w:r>
       <w:r>
         <w:rPr>
-          <w:rFonts w:ascii="Arial" w:hAnsi="Arial" w:cs="Arial"/>
+          <w:rFonts w:ascii="Arial" w:hAnsi="Arial" w:cs="Arial" w:eastAsia="Arial"/>
           <w:color w:val="000000"/>
           <w:sz w:val="18"/>
           <w:highlight w:val="lightGray"/>
@@ -2379,7 +2379,7 @@
       </w:pPr>
       <w:r>
         <w:rPr>
-          <w:rFonts w:ascii="Roboto Mono" w:hAnsi="Roboto Mono"/>
+          <w:rFonts w:ascii="Roboto Mono" w:hAnsi="Roboto Mono" w:eastAsia="Roboto Mono"/>
         </w:rPr>
         <w:t>A Conceptual Model does NOT include:</w:t>
       </w:r>
@@ -2394,7 +2394,7 @@
       </w:pPr>
       <w:r>
         <w:rPr>
-          <w:rFonts w:ascii="Roboto Mono" w:hAnsi="Roboto Mono"/>
+          <w:rFonts w:ascii="Roboto Mono" w:hAnsi="Roboto Mono" w:eastAsia="Roboto Mono"/>
           <w:b/>
           <w:bCs/>
         </w:rPr>
@@ -2471,7 +2471,7 @@
       </w:pPr>
       <w:r>
         <w:rPr>
-          <w:rFonts w:ascii="Roboto Mono" w:hAnsi="Roboto Mono"/>
+          <w:rFonts w:ascii="Roboto Mono" w:hAnsi="Roboto Mono" w:eastAsia="Roboto Mono"/>
         </w:rPr>
         <w:t>CREATE TABLE Customers</w:t>
       </w:r>
@@ -2484,7 +2484,7 @@
       </w:pPr>
       <w:r>
         <w:rPr>
-          <w:rFonts w:ascii="Roboto Mono" w:hAnsi="Roboto Mono"/>
+          <w:rFonts w:ascii="Roboto Mono" w:hAnsi="Roboto Mono" w:eastAsia="Roboto Mono"/>
         </w:rPr>
         <w:t>No.</w:t>
       </w:r>
@@ -2497,7 +2497,7 @@
       </w:pPr>
       <w:r>
         <w:rPr>
-          <w:rFonts w:ascii="Roboto Mono" w:hAnsi="Roboto Mono"/>
+          <w:rFonts w:ascii="Roboto Mono" w:hAnsi="Roboto Mono" w:eastAsia="Roboto Mono"/>
         </w:rPr>
         <w:pict w14:anchorId="4C68E9B7">
           <v:rect id="_x0000_i1035" style="width:0;height:1.5pt" o:hralign="center" o:hrstd="t" o:hr="t" fillcolor="#a0a0a0" stroked="f"/>
@@ -2514,7 +2514,7 @@
       </w:pPr>
       <w:r>
         <w:rPr>
-          <w:rFonts w:ascii="Roboto Mono" w:hAnsi="Roboto Mono"/>
+          <w:rFonts w:ascii="Roboto Mono" w:hAnsi="Roboto Mono" w:eastAsia="Roboto Mono"/>
           <w:b/>
           <w:bCs/>
         </w:rPr>
@@ -2591,20 +2591,20 @@
       </w:pPr>
       <w:r>
         <w:rPr>
-          <w:rFonts w:ascii="Roboto Mono" w:hAnsi="Roboto Mono"/>
+          <w:rFonts w:ascii="Roboto Mono" w:hAnsi="Roboto Mono" w:eastAsia="Roboto Mono"/>
         </w:rPr>
         <w:t>INT</w:t>
       </w:r>
       <w:r>
         <w:rPr>
-          <w:rFonts w:ascii="Roboto Mono" w:hAnsi="Roboto Mono"/>
+          <w:rFonts w:ascii="Roboto Mono" w:hAnsi="Roboto Mono" w:eastAsia="Roboto Mono"/>
         </w:rPr>
         <w:br/>
         <w:t>VARCHAR</w:t>
       </w:r>
       <w:r>
         <w:rPr>
-          <w:rFonts w:ascii="Roboto Mono" w:hAnsi="Roboto Mono"/>
+          <w:rFonts w:ascii="Roboto Mono" w:hAnsi="Roboto Mono" w:eastAsia="Roboto Mono"/>
         </w:rPr>
         <w:br/>
         <w:t>DATE</w:t>
@@ -2618,7 +2618,7 @@
       </w:pPr>
       <w:r>
         <w:rPr>
-          <w:rFonts w:ascii="Roboto Mono" w:hAnsi="Roboto Mono"/>
+          <w:rFonts w:ascii="Roboto Mono" w:hAnsi="Roboto Mono" w:eastAsia="Roboto Mono"/>
         </w:rPr>
         <w:t>No.</w:t>
       </w:r>
@@ -2631,7 +2631,7 @@
       </w:pPr>
       <w:r>
         <w:rPr>
-          <w:rFonts w:ascii="Roboto Mono" w:hAnsi="Roboto Mono"/>
+          <w:rFonts w:ascii="Roboto Mono" w:hAnsi="Roboto Mono" w:eastAsia="Roboto Mono"/>
         </w:rPr>
         <w:pict w14:anchorId="6FDAE46C">
           <v:rect id="_x0000_i1036" style="width:0;height:1.5pt" o:hralign="center" o:hrstd="t" o:hr="t" fillcolor="#a0a0a0" stroked="f"/>
@@ -2648,7 +2648,7 @@
       </w:pPr>
       <w:r>
         <w:rPr>
-          <w:rFonts w:ascii="Roboto Mono" w:hAnsi="Roboto Mono"/>
+          <w:rFonts w:ascii="Roboto Mono" w:hAnsi="Roboto Mono" w:eastAsia="Roboto Mono"/>
           <w:b/>
           <w:bCs/>
         </w:rPr>
@@ -2725,7 +2725,7 @@
       </w:pPr>
       <w:r>
         <w:rPr>
-          <w:rFonts w:ascii="Roboto Mono" w:hAnsi="Roboto Mono"/>
+          <w:rFonts w:ascii="Roboto Mono" w:hAnsi="Roboto Mono" w:eastAsia="Roboto Mono"/>
         </w:rPr>
         <w:t>CustomerID</w:t>
       </w:r>
@@ -2738,7 +2738,7 @@
       </w:pPr>
       <w:r>
         <w:rPr>
-          <w:rFonts w:ascii="Roboto Mono" w:hAnsi="Roboto Mono"/>
+          <w:rFonts w:ascii="Roboto Mono" w:hAnsi="Roboto Mono" w:eastAsia="Roboto Mono"/>
         </w:rPr>
         <w:t>Usually not.</w:t>
       </w:r>
@@ -2751,7 +2751,7 @@
       </w:pPr>
       <w:r>
         <w:rPr>
-          <w:rFonts w:ascii="Roboto Mono" w:hAnsi="Roboto Mono"/>
+          <w:rFonts w:ascii="Roboto Mono" w:hAnsi="Roboto Mono" w:eastAsia="Roboto Mono"/>
         </w:rPr>
         <w:pict w14:anchorId="3B7A065C">
           <v:rect id="_x0000_i1037" style="width:0;height:1.5pt" o:hralign="center" o:hrstd="t" o:hr="t" fillcolor="#a0a0a0" stroked="f"/>
@@ -2768,7 +2768,7 @@
       </w:pPr>
       <w:r>
         <w:rPr>
-          <w:rFonts w:ascii="Roboto Mono" w:hAnsi="Roboto Mono"/>
+          <w:rFonts w:ascii="Roboto Mono" w:hAnsi="Roboto Mono" w:eastAsia="Roboto Mono"/>
           <w:b/>
           <w:bCs/>
         </w:rPr>
@@ -2845,20 +2845,20 @@
       </w:pPr>
       <w:r>
         <w:rPr>
-          <w:rFonts w:ascii="Roboto Mono" w:hAnsi="Roboto Mono"/>
+          <w:rFonts w:ascii="Roboto Mono" w:hAnsi="Roboto Mono" w:eastAsia="Roboto Mono"/>
         </w:rPr>
         <w:t>MySQL</w:t>
       </w:r>
       <w:r>
         <w:rPr>
-          <w:rFonts w:ascii="Roboto Mono" w:hAnsi="Roboto Mono"/>
+          <w:rFonts w:ascii="Roboto Mono" w:hAnsi="Roboto Mono" w:eastAsia="Roboto Mono"/>
         </w:rPr>
         <w:br/>
         <w:t>PostgreSQL</w:t>
       </w:r>
       <w:r>
         <w:rPr>
-          <w:rFonts w:ascii="Roboto Mono" w:hAnsi="Roboto Mono"/>
+          <w:rFonts w:ascii="Roboto Mono" w:hAnsi="Roboto Mono" w:eastAsia="Roboto Mono"/>
         </w:rPr>
         <w:br/>
         <w:t>Oracle</w:t>
@@ -2872,7 +2872,7 @@
       </w:pPr>
       <w:r>
         <w:rPr>
-          <w:rFonts w:ascii="Roboto Mono" w:hAnsi="Roboto Mono"/>
+          <w:rFonts w:ascii="Roboto Mono" w:hAnsi="Roboto Mono" w:eastAsia="Roboto Mono"/>
         </w:rPr>
         <w:t>No.</w:t>
       </w:r>
@@ -2885,7 +2885,7 @@
       </w:pPr>
       <w:r>
         <w:rPr>
-          <w:rFonts w:ascii="Roboto Mono" w:hAnsi="Roboto Mono"/>
+          <w:rFonts w:ascii="Roboto Mono" w:hAnsi="Roboto Mono" w:eastAsia="Roboto Mono"/>
         </w:rPr>
         <w:pict w14:anchorId="5352CC77">
           <v:rect id="_x0000_i1038" style="width:0;height:1.5pt" o:hralign="center" o:hrstd="t" o:hr="t" fillcolor="#a0a0a0" stroked="f"/>
@@ -2909,7 +2909,7 @@
     <w:p>
       <w:r>
         <w:rPr>
-          <w:rFonts w:ascii="Arial" w:hAnsi="Arial" w:cs="Arial"/>
+          <w:rFonts w:ascii="Arial" w:hAnsi="Arial" w:cs="Arial" w:eastAsia="Arial"/>
           <w:b/>
           <w:color w:val="000000"/>
           <w:sz w:val="18"/>
@@ -2919,7 +2919,7 @@
       </w:r>
       <w:r>
         <w:rPr>
-          <w:rFonts w:ascii="Arial" w:hAnsi="Arial" w:cs="Arial"/>
+          <w:rFonts w:ascii="Arial" w:hAnsi="Arial" w:cs="Arial" w:eastAsia="Arial"/>
           <w:color w:val="000000"/>
           <w:sz w:val="18"/>
           <w:highlight w:val="lightGray"/>
@@ -2928,7 +2928,7 @@
       </w:r>
       <w:r>
         <w:rPr>
-          <w:rFonts w:ascii="Arial" w:hAnsi="Arial" w:cs="Arial"/>
+          <w:rFonts w:ascii="Arial" w:hAnsi="Arial" w:cs="Arial" w:eastAsia="Arial"/>
           <w:b/>
           <w:color w:val="000000"/>
           <w:sz w:val="18"/>
@@ -2938,7 +2938,7 @@
       </w:r>
       <w:r>
         <w:rPr>
-          <w:rFonts w:ascii="Arial" w:hAnsi="Arial" w:cs="Arial"/>
+          <w:rFonts w:ascii="Arial" w:hAnsi="Arial" w:cs="Arial" w:eastAsia="Arial"/>
           <w:color w:val="000000"/>
           <w:sz w:val="18"/>
           <w:highlight w:val="lightGray"/>
@@ -2947,7 +2947,7 @@
       </w:r>
       <w:r>
         <w:rPr>
-          <w:rFonts w:ascii="Arial" w:hAnsi="Arial" w:cs="Arial"/>
+          <w:rFonts w:ascii="Arial" w:hAnsi="Arial" w:cs="Arial" w:eastAsia="Arial"/>
           <w:b/>
           <w:color w:val="000000"/>
           <w:sz w:val="18"/>
@@ -2957,7 +2957,7 @@
       </w:r>
       <w:r>
         <w:rPr>
-          <w:rFonts w:ascii="Arial" w:hAnsi="Arial" w:cs="Arial"/>
+          <w:rFonts w:ascii="Arial" w:hAnsi="Arial" w:cs="Arial" w:eastAsia="Arial"/>
           <w:color w:val="000000"/>
           <w:sz w:val="18"/>
           <w:highlight w:val="lightGray"/>
@@ -2973,7 +2973,7 @@
       </w:pPr>
       <w:r>
         <w:rPr>
-          <w:rFonts w:ascii="Roboto Mono" w:hAnsi="Roboto Mono"/>
+          <w:rFonts w:ascii="Roboto Mono" w:hAnsi="Roboto Mono" w:eastAsia="Roboto Mono"/>
         </w:rPr>
         <w:t>The most common tool used for Conceptual Modeling is an:</w:t>
       </w:r>
@@ -2986,7 +2986,7 @@
       </w:pPr>
       <w:r>
         <w:rPr>
-          <w:rFonts w:ascii="Roboto Mono" w:hAnsi="Roboto Mono"/>
+          <w:rFonts w:ascii="Roboto Mono" w:hAnsi="Roboto Mono" w:eastAsia="Roboto Mono"/>
           <w:b/>
           <w:bCs/>
         </w:rPr>
@@ -3001,7 +3001,7 @@
       </w:pPr>
       <w:r>
         <w:rPr>
-          <w:rFonts w:ascii="Roboto Mono" w:hAnsi="Roboto Mono"/>
+          <w:rFonts w:ascii="Roboto Mono" w:hAnsi="Roboto Mono" w:eastAsia="Roboto Mono"/>
         </w:rPr>
         <w:t>Example:</w:t>
       </w:r>
@@ -3074,86 +3074,86 @@
       </w:pPr>
       <w:r>
         <w:rPr>
-          <w:rFonts w:ascii="Roboto Mono" w:hAnsi="Roboto Mono"/>
+          <w:rFonts w:ascii="Roboto Mono" w:hAnsi="Roboto Mono" w:eastAsia="Roboto Mono"/>
         </w:rPr>
         <w:t>+----------+</w:t>
       </w:r>
       <w:r>
         <w:rPr>
-          <w:rFonts w:ascii="Roboto Mono" w:hAnsi="Roboto Mono"/>
+          <w:rFonts w:ascii="Roboto Mono" w:hAnsi="Roboto Mono" w:eastAsia="Roboto Mono"/>
         </w:rPr>
         <w:br/>
         <w:t>| Customer |</w:t>
       </w:r>
       <w:r>
         <w:rPr>
-          <w:rFonts w:ascii="Roboto Mono" w:hAnsi="Roboto Mono"/>
+          <w:rFonts w:ascii="Roboto Mono" w:hAnsi="Roboto Mono" w:eastAsia="Roboto Mono"/>
         </w:rPr>
         <w:br/>
         <w:t>+----------+</w:t>
       </w:r>
       <w:r>
         <w:rPr>
-          <w:rFonts w:ascii="Roboto Mono" w:hAnsi="Roboto Mono"/>
+          <w:rFonts w:ascii="Roboto Mono" w:hAnsi="Roboto Mono" w:eastAsia="Roboto Mono"/>
         </w:rPr>
         <w:br/>
         <w:t xml:space="preserve">      </w:t>
       </w:r>
       <w:r>
         <w:rPr>
-          <w:rFonts w:ascii="MS Gothic" w:eastAsia="MS Gothic" w:hAnsi="MS Gothic" w:cs="MS Gothic" w:hint="eastAsia"/>
+          <w:rFonts w:ascii="Roboto Mono" w:eastAsia="Roboto Mono" w:hAnsi="Roboto Mono" w:cs="MS Gothic" w:hint="eastAsia"/>
         </w:rPr>
         <w:t>│</w:t>
       </w:r>
       <w:r>
         <w:rPr>
-          <w:rFonts w:ascii="Roboto Mono" w:hAnsi="Roboto Mono"/>
+          <w:rFonts w:ascii="Roboto Mono" w:hAnsi="Roboto Mono" w:eastAsia="Roboto Mono"/>
         </w:rPr>
         <w:br/>
         <w:t xml:space="preserve">      </w:t>
       </w:r>
       <w:r>
         <w:rPr>
-          <w:rFonts w:ascii="MS Gothic" w:eastAsia="MS Gothic" w:hAnsi="MS Gothic" w:cs="MS Gothic" w:hint="eastAsia"/>
+          <w:rFonts w:ascii="Roboto Mono" w:eastAsia="Roboto Mono" w:hAnsi="Roboto Mono" w:cs="MS Gothic" w:hint="eastAsia"/>
         </w:rPr>
         <w:t>│</w:t>
       </w:r>
       <w:r>
         <w:rPr>
-          <w:rFonts w:ascii="Roboto Mono" w:hAnsi="Roboto Mono"/>
+          <w:rFonts w:ascii="Roboto Mono" w:hAnsi="Roboto Mono" w:eastAsia="Roboto Mono"/>
         </w:rPr>
         <w:t xml:space="preserve"> Places</w:t>
       </w:r>
       <w:r>
         <w:rPr>
-          <w:rFonts w:ascii="Roboto Mono" w:hAnsi="Roboto Mono"/>
+          <w:rFonts w:ascii="Roboto Mono" w:hAnsi="Roboto Mono" w:eastAsia="Roboto Mono"/>
         </w:rPr>
         <w:br/>
         <w:t xml:space="preserve">      </w:t>
       </w:r>
       <w:r>
         <w:rPr>
-          <w:rFonts w:ascii="MS Gothic" w:eastAsia="MS Gothic" w:hAnsi="MS Gothic" w:cs="MS Gothic" w:hint="eastAsia"/>
+          <w:rFonts w:ascii="Roboto Mono" w:eastAsia="Roboto Mono" w:hAnsi="Roboto Mono" w:cs="MS Gothic" w:hint="eastAsia"/>
         </w:rPr>
         <w:t>│</w:t>
       </w:r>
       <w:r>
         <w:rPr>
-          <w:rFonts w:ascii="Roboto Mono" w:hAnsi="Roboto Mono"/>
+          <w:rFonts w:ascii="Roboto Mono" w:hAnsi="Roboto Mono" w:eastAsia="Roboto Mono"/>
         </w:rPr>
         <w:br/>
         <w:t>+--------+</w:t>
       </w:r>
       <w:r>
         <w:rPr>
-          <w:rFonts w:ascii="Roboto Mono" w:hAnsi="Roboto Mono"/>
+          <w:rFonts w:ascii="Roboto Mono" w:hAnsi="Roboto Mono" w:eastAsia="Roboto Mono"/>
         </w:rPr>
         <w:br/>
         <w:t>| Order  |</w:t>
       </w:r>
       <w:r>
         <w:rPr>
-          <w:rFonts w:ascii="Roboto Mono" w:hAnsi="Roboto Mono"/>
+          <w:rFonts w:ascii="Roboto Mono" w:hAnsi="Roboto Mono" w:eastAsia="Roboto Mono"/>
         </w:rPr>
         <w:br/>
         <w:t>+--------+</w:t>
@@ -3167,7 +3167,7 @@
       </w:pPr>
       <w:r>
         <w:rPr>
-          <w:rFonts w:ascii="Roboto Mono" w:hAnsi="Roboto Mono"/>
+          <w:rFonts w:ascii="Roboto Mono" w:hAnsi="Roboto Mono" w:eastAsia="Roboto Mono"/>
         </w:rPr>
         <w:t>This shows:</w:t>
       </w:r>
@@ -3184,7 +3184,7 @@
       </w:pPr>
       <w:r>
         <w:rPr>
-          <w:rFonts w:ascii="Roboto Mono" w:hAnsi="Roboto Mono"/>
+          <w:rFonts w:ascii="Roboto Mono" w:hAnsi="Roboto Mono" w:eastAsia="Roboto Mono"/>
         </w:rPr>
         <w:t xml:space="preserve">Entities </w:t>
       </w:r>
@@ -3201,7 +3201,7 @@
       </w:pPr>
       <w:r>
         <w:rPr>
-          <w:rFonts w:ascii="Roboto Mono" w:hAnsi="Roboto Mono"/>
+          <w:rFonts w:ascii="Roboto Mono" w:hAnsi="Roboto Mono" w:eastAsia="Roboto Mono"/>
         </w:rPr>
         <w:t xml:space="preserve">Relationships </w:t>
       </w:r>
@@ -3214,7 +3214,7 @@
       </w:pPr>
       <w:r>
         <w:rPr>
-          <w:rFonts w:ascii="Roboto Mono" w:hAnsi="Roboto Mono"/>
+          <w:rFonts w:ascii="Roboto Mono" w:hAnsi="Roboto Mono" w:eastAsia="Roboto Mono"/>
         </w:rPr>
         <w:t>without implementation details.</w:t>
       </w:r>
@@ -3227,7 +3227,7 @@
       </w:pPr>
       <w:r>
         <w:rPr>
-          <w:rFonts w:ascii="Roboto Mono" w:hAnsi="Roboto Mono"/>
+          <w:rFonts w:ascii="Roboto Mono" w:hAnsi="Roboto Mono" w:eastAsia="Roboto Mono"/>
         </w:rPr>
         <w:pict w14:anchorId="2A7AD14A">
           <v:rect id="_x0000_i1039" style="width:0;height:1.5pt" o:hralign="center" o:hrstd="t" o:hr="t" fillcolor="#a0a0a0" stroked="f"/>
@@ -3251,7 +3251,7 @@
     <w:p>
       <w:r>
         <w:rPr>
-          <w:rFonts w:ascii="Arial" w:hAnsi="Arial" w:cs="Arial"/>
+          <w:rFonts w:ascii="Arial" w:hAnsi="Arial" w:cs="Arial" w:eastAsia="Arial"/>
           <w:b/>
           <w:color w:val="000000"/>
           <w:sz w:val="18"/>
@@ -3261,7 +3261,7 @@
       </w:r>
       <w:r>
         <w:rPr>
-          <w:rFonts w:ascii="Arial" w:hAnsi="Arial" w:cs="Arial"/>
+          <w:rFonts w:ascii="Arial" w:hAnsi="Arial" w:cs="Arial" w:eastAsia="Arial"/>
           <w:color w:val="000000"/>
           <w:sz w:val="18"/>
           <w:highlight w:val="lightGray"/>
@@ -3270,7 +3270,7 @@
       </w:r>
       <w:r>
         <w:rPr>
-          <w:rFonts w:ascii="Arial" w:hAnsi="Arial" w:cs="Arial"/>
+          <w:rFonts w:ascii="Arial" w:hAnsi="Arial" w:cs="Arial" w:eastAsia="Arial"/>
           <w:b/>
           <w:color w:val="000000"/>
           <w:sz w:val="18"/>
@@ -3280,7 +3280,7 @@
       </w:r>
       <w:r>
         <w:rPr>
-          <w:rFonts w:ascii="Arial" w:hAnsi="Arial" w:cs="Arial"/>
+          <w:rFonts w:ascii="Arial" w:hAnsi="Arial" w:cs="Arial" w:eastAsia="Arial"/>
           <w:color w:val="000000"/>
           <w:sz w:val="18"/>
           <w:highlight w:val="lightGray"/>
@@ -3289,7 +3289,7 @@
       </w:r>
       <w:r>
         <w:rPr>
-          <w:rFonts w:ascii="Arial" w:hAnsi="Arial" w:cs="Arial"/>
+          <w:rFonts w:ascii="Arial" w:hAnsi="Arial" w:cs="Arial" w:eastAsia="Arial"/>
           <w:b/>
           <w:color w:val="000000"/>
           <w:sz w:val="18"/>
@@ -3299,7 +3299,7 @@
       </w:r>
       <w:r>
         <w:rPr>
-          <w:rFonts w:ascii="Arial" w:hAnsi="Arial" w:cs="Arial"/>
+          <w:rFonts w:ascii="Arial" w:hAnsi="Arial" w:cs="Arial" w:eastAsia="Arial"/>
           <w:color w:val="000000"/>
           <w:sz w:val="18"/>
           <w:highlight w:val="lightGray"/>
@@ -3315,7 +3315,7 @@
       </w:pPr>
       <w:r>
         <w:rPr>
-          <w:rFonts w:ascii="Roboto Mono" w:hAnsi="Roboto Mono"/>
+          <w:rFonts w:ascii="Roboto Mono" w:hAnsi="Roboto Mono" w:eastAsia="Roboto Mono"/>
         </w:rPr>
         <w:t>A Conceptual Model:</w:t>
       </w:r>
@@ -3332,7 +3332,7 @@
       </w:pPr>
       <w:r>
         <w:rPr>
-          <w:rFonts w:ascii="Roboto Mono" w:hAnsi="Roboto Mono"/>
+          <w:rFonts w:ascii="Roboto Mono" w:hAnsi="Roboto Mono" w:eastAsia="Roboto Mono"/>
         </w:rPr>
         <w:t xml:space="preserve">High-level </w:t>
       </w:r>
@@ -3349,7 +3349,7 @@
       </w:pPr>
       <w:r>
         <w:rPr>
-          <w:rFonts w:ascii="Roboto Mono" w:hAnsi="Roboto Mono"/>
+          <w:rFonts w:ascii="Roboto Mono" w:hAnsi="Roboto Mono" w:eastAsia="Roboto Mono"/>
         </w:rPr>
         <w:t xml:space="preserve">Business-focused </w:t>
       </w:r>
@@ -3366,7 +3366,7 @@
       </w:pPr>
       <w:r>
         <w:rPr>
-          <w:rFonts w:ascii="Roboto Mono" w:hAnsi="Roboto Mono"/>
+          <w:rFonts w:ascii="Roboto Mono" w:hAnsi="Roboto Mono" w:eastAsia="Roboto Mono"/>
         </w:rPr>
         <w:t xml:space="preserve">Technology-independent </w:t>
       </w:r>
@@ -3383,7 +3383,7 @@
       </w:pPr>
       <w:r>
         <w:rPr>
-          <w:rFonts w:ascii="Roboto Mono" w:hAnsi="Roboto Mono"/>
+          <w:rFonts w:ascii="Roboto Mono" w:hAnsi="Roboto Mono" w:eastAsia="Roboto Mono"/>
         </w:rPr>
         <w:t xml:space="preserve">Easy for non-technical users </w:t>
       </w:r>
@@ -3400,7 +3400,7 @@
       </w:pPr>
       <w:r>
         <w:rPr>
-          <w:rFonts w:ascii="Roboto Mono" w:hAnsi="Roboto Mono"/>
+          <w:rFonts w:ascii="Roboto Mono" w:hAnsi="Roboto Mono" w:eastAsia="Roboto Mono"/>
         </w:rPr>
         <w:t xml:space="preserve">Focuses on requirements </w:t>
       </w:r>
@@ -3413,7 +3413,7 @@
       </w:pPr>
       <w:r>
         <w:rPr>
-          <w:rFonts w:ascii="Roboto Mono" w:hAnsi="Roboto Mono"/>
+          <w:rFonts w:ascii="Roboto Mono" w:hAnsi="Roboto Mono" w:eastAsia="Roboto Mono"/>
         </w:rPr>
         <w:pict w14:anchorId="44BBD87A">
           <v:rect id="_x0000_i1040" style="width:0;height:1.5pt" o:hralign="center" o:hrstd="t" o:hr="t" fillcolor="#a0a0a0" stroked="f"/>
@@ -3430,7 +3430,7 @@
       </w:pPr>
       <w:r>
         <w:rPr>
-          <w:rFonts w:ascii="Segoe UI Emoji" w:hAnsi="Segoe UI Emoji" w:cs="Segoe UI Emoji"/>
+          <w:rFonts w:ascii="Roboto Mono" w:hAnsi="Roboto Mono" w:cs="Segoe UI Emoji" w:eastAsia="Roboto Mono"/>
           <w:b/>
           <w:bCs/>
         </w:rPr>
@@ -3438,7 +3438,7 @@
       </w:r>
       <w:r>
         <w:rPr>
-          <w:rFonts w:ascii="Roboto Mono" w:hAnsi="Roboto Mono"/>
+          <w:rFonts w:ascii="Roboto Mono" w:hAnsi="Roboto Mono" w:eastAsia="Roboto Mono"/>
           <w:b/>
           <w:bCs/>
         </w:rPr>
@@ -3453,7 +3453,7 @@
       </w:pPr>
       <w:r>
         <w:rPr>
-          <w:rFonts w:ascii="Roboto Mono" w:hAnsi="Roboto Mono"/>
+          <w:rFonts w:ascii="Roboto Mono" w:hAnsi="Roboto Mono" w:eastAsia="Roboto Mono"/>
         </w:rPr>
         <w:t>Entities:</w:t>
       </w:r>
@@ -3526,20 +3526,20 @@
       </w:pPr>
       <w:r>
         <w:rPr>
-          <w:rFonts w:ascii="Roboto Mono" w:hAnsi="Roboto Mono"/>
+          <w:rFonts w:ascii="Roboto Mono" w:hAnsi="Roboto Mono" w:eastAsia="Roboto Mono"/>
         </w:rPr>
         <w:t>Customer</w:t>
       </w:r>
       <w:r>
         <w:rPr>
-          <w:rFonts w:ascii="Roboto Mono" w:hAnsi="Roboto Mono"/>
+          <w:rFonts w:ascii="Roboto Mono" w:hAnsi="Roboto Mono" w:eastAsia="Roboto Mono"/>
         </w:rPr>
         <w:br/>
         <w:t>Account</w:t>
       </w:r>
       <w:r>
         <w:rPr>
-          <w:rFonts w:ascii="Roboto Mono" w:hAnsi="Roboto Mono"/>
+          <w:rFonts w:ascii="Roboto Mono" w:hAnsi="Roboto Mono" w:eastAsia="Roboto Mono"/>
         </w:rPr>
         <w:br/>
         <w:t>Transaction</w:t>
@@ -3553,7 +3553,7 @@
       </w:pPr>
       <w:r>
         <w:rPr>
-          <w:rFonts w:ascii="Roboto Mono" w:hAnsi="Roboto Mono"/>
+          <w:rFonts w:ascii="Roboto Mono" w:hAnsi="Roboto Mono" w:eastAsia="Roboto Mono"/>
         </w:rPr>
         <w:t>Relationships:</w:t>
       </w:r>
@@ -3626,13 +3626,13 @@
       </w:pPr>
       <w:r>
         <w:rPr>
-          <w:rFonts w:ascii="Roboto Mono" w:hAnsi="Roboto Mono"/>
+          <w:rFonts w:ascii="Roboto Mono" w:hAnsi="Roboto Mono" w:eastAsia="Roboto Mono"/>
         </w:rPr>
         <w:t>Customer owns Account</w:t>
       </w:r>
       <w:r>
         <w:rPr>
-          <w:rFonts w:ascii="Roboto Mono" w:hAnsi="Roboto Mono"/>
+          <w:rFonts w:ascii="Roboto Mono" w:hAnsi="Roboto Mono" w:eastAsia="Roboto Mono"/>
         </w:rPr>
         <w:br/>
         <w:t>Account records Transactions</w:t>
@@ -3646,7 +3646,7 @@
       </w:pPr>
       <w:r>
         <w:rPr>
-          <w:rFonts w:ascii="Roboto Mono" w:hAnsi="Roboto Mono"/>
+          <w:rFonts w:ascii="Roboto Mono" w:hAnsi="Roboto Mono" w:eastAsia="Roboto Mono"/>
         </w:rPr>
         <w:t>Conceptual Diagram:</w:t>
       </w:r>
@@ -3719,86 +3719,86 @@
       </w:pPr>
       <w:r>
         <w:rPr>
-          <w:rFonts w:ascii="Roboto Mono" w:hAnsi="Roboto Mono"/>
+          <w:rFonts w:ascii="Roboto Mono" w:hAnsi="Roboto Mono" w:eastAsia="Roboto Mono"/>
         </w:rPr>
         <w:t>Customer</w:t>
       </w:r>
       <w:r>
         <w:rPr>
-          <w:rFonts w:ascii="Roboto Mono" w:hAnsi="Roboto Mono"/>
+          <w:rFonts w:ascii="Roboto Mono" w:hAnsi="Roboto Mono" w:eastAsia="Roboto Mono"/>
         </w:rPr>
         <w:br/>
         <w:t xml:space="preserve">    </w:t>
       </w:r>
       <w:r>
         <w:rPr>
-          <w:rFonts w:ascii="MS Gothic" w:eastAsia="MS Gothic" w:hAnsi="MS Gothic" w:cs="MS Gothic" w:hint="eastAsia"/>
+          <w:rFonts w:ascii="Roboto Mono" w:eastAsia="Roboto Mono" w:hAnsi="Roboto Mono" w:cs="MS Gothic" w:hint="eastAsia"/>
         </w:rPr>
         <w:t>│</w:t>
       </w:r>
       <w:r>
         <w:rPr>
-          <w:rFonts w:ascii="Roboto Mono" w:hAnsi="Roboto Mono"/>
+          <w:rFonts w:ascii="Roboto Mono" w:hAnsi="Roboto Mono" w:eastAsia="Roboto Mono"/>
         </w:rPr>
         <w:br/>
         <w:t xml:space="preserve"> Owns</w:t>
       </w:r>
       <w:r>
         <w:rPr>
-          <w:rFonts w:ascii="Roboto Mono" w:hAnsi="Roboto Mono"/>
+          <w:rFonts w:ascii="Roboto Mono" w:hAnsi="Roboto Mono" w:eastAsia="Roboto Mono"/>
         </w:rPr>
         <w:br/>
         <w:t xml:space="preserve">    </w:t>
       </w:r>
       <w:r>
         <w:rPr>
-          <w:rFonts w:ascii="MS Gothic" w:eastAsia="MS Gothic" w:hAnsi="MS Gothic" w:cs="MS Gothic" w:hint="eastAsia"/>
+          <w:rFonts w:ascii="Roboto Mono" w:eastAsia="Roboto Mono" w:hAnsi="Roboto Mono" w:cs="MS Gothic" w:hint="eastAsia"/>
         </w:rPr>
         <w:t>│</w:t>
       </w:r>
       <w:r>
         <w:rPr>
-          <w:rFonts w:ascii="Roboto Mono" w:hAnsi="Roboto Mono"/>
+          <w:rFonts w:ascii="Roboto Mono" w:hAnsi="Roboto Mono" w:eastAsia="Roboto Mono"/>
         </w:rPr>
         <w:br/>
         <w:t>Account</w:t>
       </w:r>
       <w:r>
         <w:rPr>
-          <w:rFonts w:ascii="Roboto Mono" w:hAnsi="Roboto Mono"/>
+          <w:rFonts w:ascii="Roboto Mono" w:hAnsi="Roboto Mono" w:eastAsia="Roboto Mono"/>
         </w:rPr>
         <w:br/>
         <w:t xml:space="preserve">    </w:t>
       </w:r>
       <w:r>
         <w:rPr>
-          <w:rFonts w:ascii="MS Gothic" w:eastAsia="MS Gothic" w:hAnsi="MS Gothic" w:cs="MS Gothic" w:hint="eastAsia"/>
+          <w:rFonts w:ascii="Roboto Mono" w:eastAsia="Roboto Mono" w:hAnsi="Roboto Mono" w:cs="MS Gothic" w:hint="eastAsia"/>
         </w:rPr>
         <w:t>│</w:t>
       </w:r>
       <w:r>
         <w:rPr>
-          <w:rFonts w:ascii="Roboto Mono" w:hAnsi="Roboto Mono"/>
+          <w:rFonts w:ascii="Roboto Mono" w:hAnsi="Roboto Mono" w:eastAsia="Roboto Mono"/>
         </w:rPr>
         <w:br/>
         <w:t>Records</w:t>
       </w:r>
       <w:r>
         <w:rPr>
-          <w:rFonts w:ascii="Roboto Mono" w:hAnsi="Roboto Mono"/>
+          <w:rFonts w:ascii="Roboto Mono" w:hAnsi="Roboto Mono" w:eastAsia="Roboto Mono"/>
         </w:rPr>
         <w:br/>
         <w:t xml:space="preserve">    </w:t>
       </w:r>
       <w:r>
         <w:rPr>
-          <w:rFonts w:ascii="MS Gothic" w:eastAsia="MS Gothic" w:hAnsi="MS Gothic" w:cs="MS Gothic" w:hint="eastAsia"/>
+          <w:rFonts w:ascii="Roboto Mono" w:eastAsia="Roboto Mono" w:hAnsi="Roboto Mono" w:cs="MS Gothic" w:hint="eastAsia"/>
         </w:rPr>
         <w:t>│</w:t>
       </w:r>
       <w:r>
         <w:rPr>
-          <w:rFonts w:ascii="Roboto Mono" w:hAnsi="Roboto Mono"/>
+          <w:rFonts w:ascii="Roboto Mono" w:hAnsi="Roboto Mono" w:eastAsia="Roboto Mono"/>
         </w:rPr>
         <w:br/>
         <w:t>Transaction</w:t>
@@ -3812,7 +3812,7 @@
       </w:pPr>
       <w:r>
         <w:rPr>
-          <w:rFonts w:ascii="Roboto Mono" w:hAnsi="Roboto Mono"/>
+          <w:rFonts w:ascii="Roboto Mono" w:hAnsi="Roboto Mono" w:eastAsia="Roboto Mono"/>
         </w:rPr>
         <w:pict w14:anchorId="756C9CEE">
           <v:rect id="_x0000_i1041" style="width:0;height:1.5pt" o:hralign="center" o:hrstd="t" o:hr="t" fillcolor="#a0a0a0" stroked="f"/>
@@ -3836,7 +3836,7 @@
     <w:p>
       <w:r>
         <w:rPr>
-          <w:rFonts w:ascii="Arial" w:hAnsi="Arial" w:cs="Arial"/>
+          <w:rFonts w:ascii="Arial" w:hAnsi="Arial" w:cs="Arial" w:eastAsia="Arial"/>
           <w:b/>
           <w:color w:val="000000"/>
           <w:sz w:val="18"/>
@@ -3846,7 +3846,7 @@
       </w:r>
       <w:r>
         <w:rPr>
-          <w:rFonts w:ascii="Arial" w:hAnsi="Arial" w:cs="Arial"/>
+          <w:rFonts w:ascii="Arial" w:hAnsi="Arial" w:cs="Arial" w:eastAsia="Arial"/>
           <w:color w:val="000000"/>
           <w:sz w:val="18"/>
           <w:highlight w:val="lightGray"/>
@@ -3855,7 +3855,7 @@
       </w:r>
       <w:r>
         <w:rPr>
-          <w:rFonts w:ascii="Arial" w:hAnsi="Arial" w:cs="Arial"/>
+          <w:rFonts w:ascii="Arial" w:hAnsi="Arial" w:cs="Arial" w:eastAsia="Arial"/>
           <w:b/>
           <w:color w:val="000000"/>
           <w:sz w:val="18"/>
@@ -3865,7 +3865,7 @@
       </w:r>
       <w:r>
         <w:rPr>
-          <w:rFonts w:ascii="Arial" w:hAnsi="Arial" w:cs="Arial"/>
+          <w:rFonts w:ascii="Arial" w:hAnsi="Arial" w:cs="Arial" w:eastAsia="Arial"/>
           <w:color w:val="000000"/>
           <w:sz w:val="18"/>
           <w:highlight w:val="lightGray"/>
@@ -3874,7 +3874,7 @@
       </w:r>
       <w:r>
         <w:rPr>
-          <w:rFonts w:ascii="Arial" w:hAnsi="Arial" w:cs="Arial"/>
+          <w:rFonts w:ascii="Arial" w:hAnsi="Arial" w:cs="Arial" w:eastAsia="Arial"/>
           <w:b/>
           <w:color w:val="000000"/>
           <w:sz w:val="18"/>
@@ -3884,7 +3884,7 @@
       </w:r>
       <w:r>
         <w:rPr>
-          <w:rFonts w:ascii="Arial" w:hAnsi="Arial" w:cs="Arial"/>
+          <w:rFonts w:ascii="Arial" w:hAnsi="Arial" w:cs="Arial" w:eastAsia="Arial"/>
           <w:color w:val="000000"/>
           <w:sz w:val="18"/>
           <w:highlight w:val="lightGray"/>
@@ -3902,7 +3902,7 @@
       </w:pPr>
       <w:r>
         <w:rPr>
-          <w:rFonts w:ascii="Roboto Mono" w:hAnsi="Roboto Mono"/>
+          <w:rFonts w:ascii="Roboto Mono" w:hAnsi="Roboto Mono" w:eastAsia="Roboto Mono"/>
           <w:b/>
           <w:bCs/>
         </w:rPr>
@@ -3917,7 +3917,7 @@
       </w:pPr>
       <w:r>
         <w:rPr>
-          <w:rFonts w:ascii="Roboto Mono" w:hAnsi="Roboto Mono"/>
+          <w:rFonts w:ascii="Roboto Mono" w:hAnsi="Roboto Mono" w:eastAsia="Roboto Mono"/>
         </w:rPr>
         <w:t>Focus:</w:t>
       </w:r>
@@ -3990,7 +3990,7 @@
       </w:pPr>
       <w:r>
         <w:rPr>
-          <w:rFonts w:ascii="Roboto Mono" w:hAnsi="Roboto Mono"/>
+          <w:rFonts w:ascii="Roboto Mono" w:hAnsi="Roboto Mono" w:eastAsia="Roboto Mono"/>
         </w:rPr>
         <w:t>What data exists?</w:t>
       </w:r>
@@ -4003,7 +4003,7 @@
       </w:pPr>
       <w:r>
         <w:rPr>
-          <w:rFonts w:ascii="Roboto Mono" w:hAnsi="Roboto Mono"/>
+          <w:rFonts w:ascii="Roboto Mono" w:hAnsi="Roboto Mono" w:eastAsia="Roboto Mono"/>
         </w:rPr>
         <w:t>Example:</w:t>
       </w:r>
@@ -4076,7 +4076,7 @@
       </w:pPr>
       <w:r>
         <w:rPr>
-          <w:rFonts w:ascii="Roboto Mono" w:hAnsi="Roboto Mono"/>
+          <w:rFonts w:ascii="Roboto Mono" w:hAnsi="Roboto Mono" w:eastAsia="Roboto Mono"/>
         </w:rPr>
         <w:t>Customer places Order</w:t>
       </w:r>
@@ -4089,7 +4089,7 @@
       </w:pPr>
       <w:r>
         <w:rPr>
-          <w:rFonts w:ascii="Roboto Mono" w:hAnsi="Roboto Mono"/>
+          <w:rFonts w:ascii="Roboto Mono" w:hAnsi="Roboto Mono" w:eastAsia="Roboto Mono"/>
         </w:rPr>
         <w:pict w14:anchorId="62CD43C8">
           <v:rect id="_x0000_i1042" style="width:0;height:1.5pt" o:hralign="center" o:hrstd="t" o:hr="t" fillcolor="#a0a0a0" stroked="f"/>
@@ -4106,7 +4106,7 @@
       </w:pPr>
       <w:r>
         <w:rPr>
-          <w:rFonts w:ascii="Roboto Mono" w:hAnsi="Roboto Mono"/>
+          <w:rFonts w:ascii="Roboto Mono" w:hAnsi="Roboto Mono" w:eastAsia="Roboto Mono"/>
           <w:b/>
           <w:bCs/>
         </w:rPr>
@@ -4121,7 +4121,7 @@
       </w:pPr>
       <w:r>
         <w:rPr>
-          <w:rFonts w:ascii="Roboto Mono" w:hAnsi="Roboto Mono"/>
+          <w:rFonts w:ascii="Roboto Mono" w:hAnsi="Roboto Mono" w:eastAsia="Roboto Mono"/>
         </w:rPr>
         <w:t>Focus:</w:t>
       </w:r>
@@ -4194,7 +4194,7 @@
       </w:pPr>
       <w:r>
         <w:rPr>
-          <w:rFonts w:ascii="Roboto Mono" w:hAnsi="Roboto Mono"/>
+          <w:rFonts w:ascii="Roboto Mono" w:hAnsi="Roboto Mono" w:eastAsia="Roboto Mono"/>
         </w:rPr>
         <w:t>How is data structured?</w:t>
       </w:r>
@@ -4207,7 +4207,7 @@
       </w:pPr>
       <w:r>
         <w:rPr>
-          <w:rFonts w:ascii="Roboto Mono" w:hAnsi="Roboto Mono"/>
+          <w:rFonts w:ascii="Roboto Mono" w:hAnsi="Roboto Mono" w:eastAsia="Roboto Mono"/>
         </w:rPr>
         <w:t>Example:</w:t>
       </w:r>
@@ -4280,13 +4280,13 @@
       </w:pPr>
       <w:r>
         <w:rPr>
-          <w:rFonts w:ascii="Roboto Mono" w:hAnsi="Roboto Mono"/>
+          <w:rFonts w:ascii="Roboto Mono" w:hAnsi="Roboto Mono" w:eastAsia="Roboto Mono"/>
         </w:rPr>
         <w:t>Customers Table</w:t>
       </w:r>
       <w:r>
         <w:rPr>
-          <w:rFonts w:ascii="Roboto Mono" w:hAnsi="Roboto Mono"/>
+          <w:rFonts w:ascii="Roboto Mono" w:hAnsi="Roboto Mono" w:eastAsia="Roboto Mono"/>
         </w:rPr>
         <w:br/>
         <w:t>Orders Table</w:t>
@@ -4300,7 +4300,7 @@
       </w:pPr>
       <w:r>
         <w:rPr>
-          <w:rFonts w:ascii="Roboto Mono" w:hAnsi="Roboto Mono"/>
+          <w:rFonts w:ascii="Roboto Mono" w:hAnsi="Roboto Mono" w:eastAsia="Roboto Mono"/>
         </w:rPr>
         <w:pict w14:anchorId="77AE2A17">
           <v:rect id="_x0000_i1043" style="width:0;height:1.5pt" o:hralign="center" o:hrstd="t" o:hr="t" fillcolor="#a0a0a0" stroked="f"/>
@@ -4317,7 +4317,7 @@
       </w:pPr>
       <w:r>
         <w:rPr>
-          <w:rFonts w:ascii="Roboto Mono" w:hAnsi="Roboto Mono"/>
+          <w:rFonts w:ascii="Roboto Mono" w:hAnsi="Roboto Mono" w:eastAsia="Roboto Mono"/>
           <w:b/>
           <w:bCs/>
         </w:rPr>
@@ -4332,7 +4332,7 @@
       </w:pPr>
       <w:r>
         <w:rPr>
-          <w:rFonts w:ascii="Roboto Mono" w:hAnsi="Roboto Mono"/>
+          <w:rFonts w:ascii="Roboto Mono" w:hAnsi="Roboto Mono" w:eastAsia="Roboto Mono"/>
         </w:rPr>
         <w:t>Focus:</w:t>
       </w:r>
@@ -4405,7 +4405,7 @@
       </w:pPr>
       <w:r>
         <w:rPr>
-          <w:rFonts w:ascii="Roboto Mono" w:hAnsi="Roboto Mono"/>
+          <w:rFonts w:ascii="Roboto Mono" w:hAnsi="Roboto Mono" w:eastAsia="Roboto Mono"/>
         </w:rPr>
         <w:t>How is data stored?</w:t>
       </w:r>
@@ -4418,7 +4418,7 @@
       </w:pPr>
       <w:r>
         <w:rPr>
-          <w:rFonts w:ascii="Roboto Mono" w:hAnsi="Roboto Mono"/>
+          <w:rFonts w:ascii="Roboto Mono" w:hAnsi="Roboto Mono" w:eastAsia="Roboto Mono"/>
         </w:rPr>
         <w:t>Example:</w:t>
       </w:r>
@@ -4491,20 +4491,20 @@
       </w:pPr>
       <w:r>
         <w:rPr>
-          <w:rFonts w:ascii="Roboto Mono" w:hAnsi="Roboto Mono"/>
+          <w:rFonts w:ascii="Roboto Mono" w:hAnsi="Roboto Mono" w:eastAsia="Roboto Mono"/>
         </w:rPr>
         <w:t>Indexes</w:t>
       </w:r>
       <w:r>
         <w:rPr>
-          <w:rFonts w:ascii="Roboto Mono" w:hAnsi="Roboto Mono"/>
+          <w:rFonts w:ascii="Roboto Mono" w:hAnsi="Roboto Mono" w:eastAsia="Roboto Mono"/>
         </w:rPr>
         <w:br/>
         <w:t>Partitions</w:t>
       </w:r>
       <w:r>
         <w:rPr>
-          <w:rFonts w:ascii="Roboto Mono" w:hAnsi="Roboto Mono"/>
+          <w:rFonts w:ascii="Roboto Mono" w:hAnsi="Roboto Mono" w:eastAsia="Roboto Mono"/>
         </w:rPr>
         <w:br/>
         <w:t>Storage Files</w:t>
@@ -4518,7 +4518,7 @@
       </w:pPr>
       <w:r>
         <w:rPr>
-          <w:rFonts w:ascii="Roboto Mono" w:hAnsi="Roboto Mono"/>
+          <w:rFonts w:ascii="Roboto Mono" w:hAnsi="Roboto Mono" w:eastAsia="Roboto Mono"/>
         </w:rPr>
         <w:pict w14:anchorId="6F91BDC5">
           <v:rect id="_x0000_i1044" style="width:0;height:1.5pt" o:hralign="center" o:hrstd="t" o:hr="t" fillcolor="#a0a0a0" stroked="f"/>
@@ -4549,7 +4549,7 @@
       </w:pPr>
       <w:r>
         <w:rPr>
-          <w:rFonts w:ascii="Arial" w:hAnsi="Arial" w:cs="Arial"/>
+          <w:rFonts w:ascii="Arial" w:hAnsi="Arial" w:cs="Arial" w:eastAsia="Arial"/>
           <w:b/>
           <w:color w:val="000000"/>
           <w:sz w:val="18"/>
@@ -4559,7 +4559,7 @@
       </w:r>
       <w:r>
         <w:rPr>
-          <w:rFonts w:ascii="Arial" w:hAnsi="Arial" w:cs="Arial"/>
+          <w:rFonts w:ascii="Arial" w:hAnsi="Arial" w:cs="Arial" w:eastAsia="Arial"/>
           <w:color w:val="000000"/>
           <w:sz w:val="18"/>
           <w:highlight w:val="lightGray"/>
@@ -4568,7 +4568,7 @@
       </w:r>
       <w:r>
         <w:rPr>
-          <w:rFonts w:ascii="Arial" w:hAnsi="Arial" w:cs="Arial"/>
+          <w:rFonts w:ascii="Arial" w:hAnsi="Arial" w:cs="Arial" w:eastAsia="Arial"/>
           <w:b/>
           <w:color w:val="000000"/>
           <w:sz w:val="18"/>
@@ -4578,7 +4578,7 @@
       </w:r>
       <w:r>
         <w:rPr>
-          <w:rFonts w:ascii="Arial" w:hAnsi="Arial" w:cs="Arial"/>
+          <w:rFonts w:ascii="Arial" w:hAnsi="Arial" w:cs="Arial" w:eastAsia="Arial"/>
           <w:color w:val="000000"/>
           <w:sz w:val="18"/>
           <w:highlight w:val="lightGray"/>
@@ -4587,7 +4587,7 @@
       </w:r>
       <w:r>
         <w:rPr>
-          <w:rFonts w:ascii="Arial" w:hAnsi="Arial" w:cs="Arial"/>
+          <w:rFonts w:ascii="Arial" w:hAnsi="Arial" w:cs="Arial" w:eastAsia="Arial"/>
           <w:b/>
           <w:color w:val="000000"/>
           <w:sz w:val="18"/>
@@ -4597,7 +4597,7 @@
       </w:r>
       <w:r>
         <w:rPr>
-          <w:rFonts w:ascii="Arial" w:hAnsi="Arial" w:cs="Arial"/>
+          <w:rFonts w:ascii="Arial" w:hAnsi="Arial" w:cs="Arial" w:eastAsia="Arial"/>
           <w:color w:val="000000"/>
           <w:sz w:val="18"/>
           <w:highlight w:val="lightGray"/>
@@ -5054,7 +5054,7 @@
       </w:pPr>
       <w:r>
         <w:rPr>
-          <w:rFonts w:ascii="Roboto Mono" w:hAnsi="Roboto Mono"/>
+          <w:rFonts w:ascii="Roboto Mono" w:hAnsi="Roboto Mono" w:eastAsia="Roboto Mono"/>
         </w:rPr>
         <w:pict w14:anchorId="452A33DD">
           <v:rect id="_x0000_i1045" style="width:0;height:1.5pt" o:hralign="center" o:hrstd="t" o:hr="t" fillcolor="#a0a0a0" stroked="f"/>
@@ -5078,7 +5078,7 @@
     <w:p>
       <w:r>
         <w:rPr>
-          <w:rFonts w:ascii="Arial" w:hAnsi="Arial" w:cs="Arial"/>
+          <w:rFonts w:ascii="Arial" w:hAnsi="Arial" w:cs="Arial" w:eastAsia="Arial"/>
           <w:b/>
           <w:color w:val="000000"/>
           <w:sz w:val="18"/>
@@ -5088,7 +5088,7 @@
       </w:r>
       <w:r>
         <w:rPr>
-          <w:rFonts w:ascii="Arial" w:hAnsi="Arial" w:cs="Arial"/>
+          <w:rFonts w:ascii="Arial" w:hAnsi="Arial" w:cs="Arial" w:eastAsia="Arial"/>
           <w:color w:val="000000"/>
           <w:sz w:val="18"/>
           <w:highlight w:val="lightGray"/>
@@ -5097,7 +5097,7 @@
       </w:r>
       <w:r>
         <w:rPr>
-          <w:rFonts w:ascii="Arial" w:hAnsi="Arial" w:cs="Arial"/>
+          <w:rFonts w:ascii="Arial" w:hAnsi="Arial" w:cs="Arial" w:eastAsia="Arial"/>
           <w:b/>
           <w:color w:val="000000"/>
           <w:sz w:val="18"/>
@@ -5107,7 +5107,7 @@
       </w:r>
       <w:r>
         <w:rPr>
-          <w:rFonts w:ascii="Arial" w:hAnsi="Arial" w:cs="Arial"/>
+          <w:rFonts w:ascii="Arial" w:hAnsi="Arial" w:cs="Arial" w:eastAsia="Arial"/>
           <w:color w:val="000000"/>
           <w:sz w:val="18"/>
           <w:highlight w:val="lightGray"/>
@@ -5116,7 +5116,7 @@
       </w:r>
       <w:r>
         <w:rPr>
-          <w:rFonts w:ascii="Arial" w:hAnsi="Arial" w:cs="Arial"/>
+          <w:rFonts w:ascii="Arial" w:hAnsi="Arial" w:cs="Arial" w:eastAsia="Arial"/>
           <w:b/>
           <w:color w:val="000000"/>
           <w:sz w:val="18"/>
@@ -5126,7 +5126,7 @@
       </w:r>
       <w:r>
         <w:rPr>
-          <w:rFonts w:ascii="Arial" w:hAnsi="Arial" w:cs="Arial"/>
+          <w:rFonts w:ascii="Arial" w:hAnsi="Arial" w:cs="Arial" w:eastAsia="Arial"/>
           <w:color w:val="000000"/>
           <w:sz w:val="18"/>
           <w:highlight w:val="lightGray"/>
@@ -5142,7 +5142,7 @@
       </w:pPr>
       <w:r>
         <w:rPr>
-          <w:rFonts w:ascii="Roboto Mono" w:hAnsi="Roboto Mono"/>
+          <w:rFonts w:ascii="Roboto Mono" w:hAnsi="Roboto Mono" w:eastAsia="Roboto Mono"/>
         </w:rPr>
         <w:t>Think about designing a house.</w:t>
       </w:r>
@@ -5157,7 +5157,7 @@
       </w:pPr>
       <w:r>
         <w:rPr>
-          <w:rFonts w:ascii="Roboto Mono" w:hAnsi="Roboto Mono"/>
+          <w:rFonts w:ascii="Roboto Mono" w:hAnsi="Roboto Mono" w:eastAsia="Roboto Mono"/>
           <w:b/>
           <w:bCs/>
         </w:rPr>
@@ -5172,7 +5172,7 @@
       </w:pPr>
       <w:r>
         <w:rPr>
-          <w:rFonts w:ascii="Roboto Mono" w:hAnsi="Roboto Mono"/>
+          <w:rFonts w:ascii="Roboto Mono" w:hAnsi="Roboto Mono" w:eastAsia="Roboto Mono"/>
         </w:rPr>
         <w:t>You discuss:</w:t>
       </w:r>
@@ -5245,27 +5245,27 @@
       </w:pPr>
       <w:r>
         <w:rPr>
-          <w:rFonts w:ascii="Roboto Mono" w:hAnsi="Roboto Mono"/>
+          <w:rFonts w:ascii="Roboto Mono" w:hAnsi="Roboto Mono" w:eastAsia="Roboto Mono"/>
         </w:rPr>
         <w:t>Living Room</w:t>
       </w:r>
       <w:r>
         <w:rPr>
-          <w:rFonts w:ascii="Roboto Mono" w:hAnsi="Roboto Mono"/>
+          <w:rFonts w:ascii="Roboto Mono" w:hAnsi="Roboto Mono" w:eastAsia="Roboto Mono"/>
         </w:rPr>
         <w:br/>
         <w:t>Kitchen</w:t>
       </w:r>
       <w:r>
         <w:rPr>
-          <w:rFonts w:ascii="Roboto Mono" w:hAnsi="Roboto Mono"/>
+          <w:rFonts w:ascii="Roboto Mono" w:hAnsi="Roboto Mono" w:eastAsia="Roboto Mono"/>
         </w:rPr>
         <w:br/>
         <w:t>Bedroom</w:t>
       </w:r>
       <w:r>
         <w:rPr>
-          <w:rFonts w:ascii="Roboto Mono" w:hAnsi="Roboto Mono"/>
+          <w:rFonts w:ascii="Roboto Mono" w:hAnsi="Roboto Mono" w:eastAsia="Roboto Mono"/>
         </w:rPr>
         <w:br/>
         <w:t>Bathroom</w:t>
@@ -5279,7 +5279,7 @@
       </w:pPr>
       <w:r>
         <w:rPr>
-          <w:rFonts w:ascii="Roboto Mono" w:hAnsi="Roboto Mono"/>
+          <w:rFonts w:ascii="Roboto Mono" w:hAnsi="Roboto Mono" w:eastAsia="Roboto Mono"/>
         </w:rPr>
         <w:t>and how they connect.</w:t>
       </w:r>
@@ -5292,7 +5292,7 @@
       </w:pPr>
       <w:r>
         <w:rPr>
-          <w:rFonts w:ascii="Roboto Mono" w:hAnsi="Roboto Mono"/>
+          <w:rFonts w:ascii="Roboto Mono" w:hAnsi="Roboto Mono" w:eastAsia="Roboto Mono"/>
         </w:rPr>
         <w:t>You do NOT discuss:</w:t>
       </w:r>
@@ -5365,20 +5365,20 @@
       </w:pPr>
       <w:r>
         <w:rPr>
-          <w:rFonts w:ascii="Roboto Mono" w:hAnsi="Roboto Mono"/>
+          <w:rFonts w:ascii="Roboto Mono" w:hAnsi="Roboto Mono" w:eastAsia="Roboto Mono"/>
         </w:rPr>
         <w:t>Brick Type</w:t>
       </w:r>
       <w:r>
         <w:rPr>
-          <w:rFonts w:ascii="Roboto Mono" w:hAnsi="Roboto Mono"/>
+          <w:rFonts w:ascii="Roboto Mono" w:hAnsi="Roboto Mono" w:eastAsia="Roboto Mono"/>
         </w:rPr>
         <w:br/>
         <w:t>Pipe Size</w:t>
       </w:r>
       <w:r>
         <w:rPr>
-          <w:rFonts w:ascii="Roboto Mono" w:hAnsi="Roboto Mono"/>
+          <w:rFonts w:ascii="Roboto Mono" w:hAnsi="Roboto Mono" w:eastAsia="Roboto Mono"/>
         </w:rPr>
         <w:br/>
         <w:t>Electrical Wiring</w:t>
@@ -5392,7 +5392,7 @@
       </w:pPr>
       <w:r>
         <w:rPr>
-          <w:rFonts w:ascii="Roboto Mono" w:hAnsi="Roboto Mono"/>
+          <w:rFonts w:ascii="Roboto Mono" w:hAnsi="Roboto Mono" w:eastAsia="Roboto Mono"/>
         </w:rPr>
         <w:t>Those details come later.</w:t>
       </w:r>
@@ -5405,7 +5405,7 @@
       </w:pPr>
       <w:r>
         <w:rPr>
-          <w:rFonts w:ascii="Roboto Mono" w:hAnsi="Roboto Mono"/>
+          <w:rFonts w:ascii="Roboto Mono" w:hAnsi="Roboto Mono" w:eastAsia="Roboto Mono"/>
         </w:rPr>
         <w:t>The Conceptual Data Model works the same way.</w:t>
       </w:r>
@@ -5418,7 +5418,7 @@
       </w:pPr>
       <w:r>
         <w:rPr>
-          <w:rFonts w:ascii="Roboto Mono" w:hAnsi="Roboto Mono"/>
+          <w:rFonts w:ascii="Roboto Mono" w:hAnsi="Roboto Mono" w:eastAsia="Roboto Mono"/>
         </w:rPr>
         <w:pict w14:anchorId="7F148484">
           <v:rect id="_x0000_i1046" style="width:0;height:1.5pt" o:hralign="center" o:hrstd="t" o:hr="t" fillcolor="#a0a0a0" stroked="f"/>
@@ -5442,7 +5442,7 @@
     <w:p>
       <w:r>
         <w:rPr>
-          <w:rFonts w:ascii="Arial" w:hAnsi="Arial" w:cs="Arial"/>
+          <w:rFonts w:ascii="Arial" w:hAnsi="Arial" w:cs="Arial" w:eastAsia="Arial"/>
           <w:b/>
           <w:color w:val="000000"/>
           <w:sz w:val="18"/>
@@ -5452,7 +5452,7 @@
       </w:r>
       <w:r>
         <w:rPr>
-          <w:rFonts w:ascii="Arial" w:hAnsi="Arial" w:cs="Arial"/>
+          <w:rFonts w:ascii="Arial" w:hAnsi="Arial" w:cs="Arial" w:eastAsia="Arial"/>
           <w:color w:val="000000"/>
           <w:sz w:val="18"/>
           <w:highlight w:val="lightGray"/>
@@ -5461,7 +5461,7 @@
       </w:r>
       <w:r>
         <w:rPr>
-          <w:rFonts w:ascii="Arial" w:hAnsi="Arial" w:cs="Arial"/>
+          <w:rFonts w:ascii="Arial" w:hAnsi="Arial" w:cs="Arial" w:eastAsia="Arial"/>
           <w:b/>
           <w:color w:val="000000"/>
           <w:sz w:val="18"/>
@@ -5471,7 +5471,7 @@
       </w:r>
       <w:r>
         <w:rPr>
-          <w:rFonts w:ascii="Arial" w:hAnsi="Arial" w:cs="Arial"/>
+          <w:rFonts w:ascii="Arial" w:hAnsi="Arial" w:cs="Arial" w:eastAsia="Arial"/>
           <w:color w:val="000000"/>
           <w:sz w:val="18"/>
           <w:highlight w:val="lightGray"/>
@@ -5480,7 +5480,7 @@
       </w:r>
       <w:r>
         <w:rPr>
-          <w:rFonts w:ascii="Arial" w:hAnsi="Arial" w:cs="Arial"/>
+          <w:rFonts w:ascii="Arial" w:hAnsi="Arial" w:cs="Arial" w:eastAsia="Arial"/>
           <w:b/>
           <w:color w:val="000000"/>
           <w:sz w:val="18"/>
@@ -5490,7 +5490,7 @@
       </w:r>
       <w:r>
         <w:rPr>
-          <w:rFonts w:ascii="Arial" w:hAnsi="Arial" w:cs="Arial"/>
+          <w:rFonts w:ascii="Arial" w:hAnsi="Arial" w:cs="Arial" w:eastAsia="Arial"/>
           <w:color w:val="000000"/>
           <w:sz w:val="18"/>
           <w:highlight w:val="lightGray"/>
@@ -5506,13 +5506,13 @@
       </w:pPr>
       <w:r>
         <w:rPr>
-          <w:rFonts w:ascii="Roboto Mono" w:hAnsi="Roboto Mono"/>
+          <w:rFonts w:ascii="Roboto Mono" w:hAnsi="Roboto Mono" w:eastAsia="Roboto Mono"/>
         </w:rPr>
         <w:t xml:space="preserve">A </w:t>
       </w:r>
       <w:r>
         <w:rPr>
-          <w:rFonts w:ascii="Roboto Mono" w:hAnsi="Roboto Mono"/>
+          <w:rFonts w:ascii="Roboto Mono" w:hAnsi="Roboto Mono" w:eastAsia="Roboto Mono"/>
           <w:b/>
           <w:bCs/>
         </w:rPr>
@@ -5520,13 +5520,13 @@
       </w:r>
       <w:r>
         <w:rPr>
-          <w:rFonts w:ascii="Roboto Mono" w:hAnsi="Roboto Mono"/>
+          <w:rFonts w:ascii="Roboto Mono" w:hAnsi="Roboto Mono" w:eastAsia="Roboto Mono"/>
         </w:rPr>
         <w:t xml:space="preserve"> is a high-level representation of business data requirements. It focuses on </w:t>
       </w:r>
       <w:r>
         <w:rPr>
-          <w:rFonts w:ascii="Roboto Mono" w:hAnsi="Roboto Mono"/>
+          <w:rFonts w:ascii="Roboto Mono" w:hAnsi="Roboto Mono" w:eastAsia="Roboto Mono"/>
           <w:b/>
           <w:bCs/>
         </w:rPr>
@@ -5534,13 +5534,13 @@
       </w:r>
       <w:r>
         <w:rPr>
-          <w:rFonts w:ascii="Roboto Mono" w:hAnsi="Roboto Mono"/>
+          <w:rFonts w:ascii="Roboto Mono" w:hAnsi="Roboto Mono" w:eastAsia="Roboto Mono"/>
         </w:rPr>
         <w:t xml:space="preserve">, </w:t>
       </w:r>
       <w:r>
         <w:rPr>
-          <w:rFonts w:ascii="Roboto Mono" w:hAnsi="Roboto Mono"/>
+          <w:rFonts w:ascii="Roboto Mono" w:hAnsi="Roboto Mono" w:eastAsia="Roboto Mono"/>
           <w:b/>
           <w:bCs/>
         </w:rPr>
@@ -5548,13 +5548,13 @@
       </w:r>
       <w:r>
         <w:rPr>
-          <w:rFonts w:ascii="Roboto Mono" w:hAnsi="Roboto Mono"/>
+          <w:rFonts w:ascii="Roboto Mono" w:hAnsi="Roboto Mono" w:eastAsia="Roboto Mono"/>
         </w:rPr>
         <w:t xml:space="preserve">, and </w:t>
       </w:r>
       <w:r>
         <w:rPr>
-          <w:rFonts w:ascii="Roboto Mono" w:hAnsi="Roboto Mono"/>
+          <w:rFonts w:ascii="Roboto Mono" w:hAnsi="Roboto Mono" w:eastAsia="Roboto Mono"/>
           <w:b/>
           <w:bCs/>
         </w:rPr>
@@ -5562,13 +5562,13 @@
       </w:r>
       <w:r>
         <w:rPr>
-          <w:rFonts w:ascii="Roboto Mono" w:hAnsi="Roboto Mono"/>
+          <w:rFonts w:ascii="Roboto Mono" w:hAnsi="Roboto Mono" w:eastAsia="Roboto Mono"/>
         </w:rPr>
         <w:t xml:space="preserve"> without considering tables, columns, data types, or database technology. It is commonly represented using </w:t>
       </w:r>
       <w:r>
         <w:rPr>
-          <w:rFonts w:ascii="Roboto Mono" w:hAnsi="Roboto Mono"/>
+          <w:rFonts w:ascii="Roboto Mono" w:hAnsi="Roboto Mono" w:eastAsia="Roboto Mono"/>
           <w:b/>
           <w:bCs/>
         </w:rPr>
@@ -5576,7 +5576,7 @@
       </w:r>
       <w:r>
         <w:rPr>
-          <w:rFonts w:ascii="Roboto Mono" w:hAnsi="Roboto Mono"/>
+          <w:rFonts w:ascii="Roboto Mono" w:hAnsi="Roboto Mono" w:eastAsia="Roboto Mono"/>
         </w:rPr>
         <w:t xml:space="preserve"> and serves as the foundation for logical and physical database design.</w:t>
       </w:r>

--- a/Knowledge/3-Work knowledge/1-Software Engineering/2-General Technologies/9-Databases/5-My Source/1-Intro to Databases/1-Data Models/2-Levels of Data Models/1-Conceptual Data Model.docx
+++ b/Knowledge/3-Work knowledge/1-Software Engineering/2-General Technologies/9-Databases/5-My Source/1-Intro to Databases/1-Data Models/2-Levels of Data Models/1-Conceptual Data Model.docx
@@ -7,6 +7,9 @@
         <w:pStyle w:val="Heading1"/>
       </w:pPr>
       <w:r>
+        <w:rPr>
+          <w:rFonts w:ascii="Calibri Light" w:hAnsi="Calibri Light" w:eastAsia="Calibri Light"/>
+        </w:rPr>
         <w:t>Conceptual Data Model</w:t>
       </w:r>
     </w:p>
@@ -16,11 +19,14 @@
       </w:pPr>
       <w:r>
         <w:rPr>
-          <w:rFonts w:ascii="Segoe UI Emoji" w:hAnsi="Segoe UI Emoji" w:cs="Segoe UI Emoji"/>
+          <w:rFonts w:ascii="Calibri Light" w:hAnsi="Calibri Light" w:cs="Segoe UI Emoji" w:eastAsia="Calibri Light"/>
         </w:rPr>
         <w:t>🌟</w:t>
       </w:r>
       <w:r>
+        <w:rPr>
+          <w:rFonts w:ascii="Calibri Light" w:hAnsi="Calibri Light" w:eastAsia="Calibri Light"/>
+        </w:rPr>
         <w:t xml:space="preserve"> Definition</w:t>
       </w:r>
     </w:p>
@@ -357,11 +363,14 @@
       </w:pPr>
       <w:r>
         <w:rPr>
-          <w:rFonts w:ascii="Segoe UI Emoji" w:hAnsi="Segoe UI Emoji" w:cs="Segoe UI Emoji"/>
+          <w:rFonts w:ascii="Calibri Light" w:hAnsi="Calibri Light" w:cs="Segoe UI Emoji" w:eastAsia="Calibri Light"/>
         </w:rPr>
         <w:t>🎯</w:t>
       </w:r>
       <w:r>
+        <w:rPr>
+          <w:rFonts w:ascii="Calibri Light" w:hAnsi="Calibri Light" w:eastAsia="Calibri Light"/>
+        </w:rPr>
         <w:t xml:space="preserve"> Purpose</w:t>
       </w:r>
     </w:p>
@@ -543,11 +552,14 @@
       </w:pPr>
       <w:r>
         <w:rPr>
-          <w:rFonts w:ascii="Segoe UI Emoji" w:hAnsi="Segoe UI Emoji" w:cs="Segoe UI Emoji"/>
+          <w:rFonts w:ascii="Calibri Light" w:hAnsi="Calibri Light" w:cs="Segoe UI Emoji" w:eastAsia="Calibri Light"/>
         </w:rPr>
         <w:t>🧠</w:t>
       </w:r>
       <w:r>
+        <w:rPr>
+          <w:rFonts w:ascii="Calibri Light" w:hAnsi="Calibri Light" w:eastAsia="Calibri Light"/>
+        </w:rPr>
         <w:t xml:space="preserve"> Key Question</w:t>
       </w:r>
     </w:p>
@@ -803,11 +815,14 @@
       </w:pPr>
       <w:r>
         <w:rPr>
-          <w:rFonts w:ascii="Segoe UI Emoji" w:hAnsi="Segoe UI Emoji" w:cs="Segoe UI Emoji"/>
+          <w:rFonts w:ascii="Calibri Light" w:hAnsi="Calibri Light" w:cs="Segoe UI Emoji" w:eastAsia="Calibri Light"/>
         </w:rPr>
         <w:t>📚</w:t>
       </w:r>
       <w:r>
+        <w:rPr>
+          <w:rFonts w:ascii="Calibri Light" w:hAnsi="Calibri Light" w:eastAsia="Calibri Light"/>
+        </w:rPr>
         <w:t xml:space="preserve"> Example: Online Store</w:t>
       </w:r>
     </w:p>
@@ -1324,11 +1339,14 @@
       </w:pPr>
       <w:r>
         <w:rPr>
-          <w:rFonts w:ascii="Segoe UI Emoji" w:hAnsi="Segoe UI Emoji" w:cs="Segoe UI Emoji"/>
+          <w:rFonts w:ascii="Calibri Light" w:hAnsi="Calibri Light" w:cs="Segoe UI Emoji" w:eastAsia="Calibri Light"/>
         </w:rPr>
         <w:t>🏢</w:t>
       </w:r>
       <w:r>
+        <w:rPr>
+          <w:rFonts w:ascii="Calibri Light" w:hAnsi="Calibri Light" w:eastAsia="Calibri Light"/>
+        </w:rPr>
         <w:t xml:space="preserve"> Real-World Example</w:t>
       </w:r>
     </w:p>
@@ -1829,11 +1847,14 @@
       </w:pPr>
       <w:r>
         <w:rPr>
-          <w:rFonts w:ascii="Segoe UI Emoji" w:hAnsi="Segoe UI Emoji" w:cs="Segoe UI Emoji"/>
+          <w:rFonts w:ascii="Calibri Light" w:hAnsi="Calibri Light" w:cs="Segoe UI Emoji" w:eastAsia="Calibri Light"/>
         </w:rPr>
         <w:t>🧩</w:t>
       </w:r>
       <w:r>
+        <w:rPr>
+          <w:rFonts w:ascii="Calibri Light" w:hAnsi="Calibri Light" w:eastAsia="Calibri Light"/>
+        </w:rPr>
         <w:t xml:space="preserve"> Main Components</w:t>
       </w:r>
     </w:p>
@@ -2304,11 +2325,14 @@
       </w:pPr>
       <w:r>
         <w:rPr>
-          <w:rFonts w:ascii="Segoe UI Emoji" w:hAnsi="Segoe UI Emoji" w:cs="Segoe UI Emoji"/>
+          <w:rFonts w:ascii="Calibri Light" w:hAnsi="Calibri Light" w:cs="Segoe UI Emoji" w:eastAsia="Calibri Light"/>
         </w:rPr>
         <w:t>❌</w:t>
       </w:r>
       <w:r>
+        <w:rPr>
+          <w:rFonts w:ascii="Calibri Light" w:hAnsi="Calibri Light" w:eastAsia="Calibri Light"/>
+        </w:rPr>
         <w:t xml:space="preserve"> What is NOT Included?</w:t>
       </w:r>
     </w:p>
@@ -2898,11 +2922,14 @@
       </w:pPr>
       <w:r>
         <w:rPr>
-          <w:rFonts w:ascii="Segoe UI Emoji" w:hAnsi="Segoe UI Emoji" w:cs="Segoe UI Emoji"/>
+          <w:rFonts w:ascii="Calibri Light" w:hAnsi="Calibri Light" w:cs="Segoe UI Emoji" w:eastAsia="Calibri Light"/>
         </w:rPr>
         <w:t>📊</w:t>
       </w:r>
       <w:r>
+        <w:rPr>
+          <w:rFonts w:ascii="Calibri Light" w:hAnsi="Calibri Light" w:eastAsia="Calibri Light"/>
+        </w:rPr>
         <w:t xml:space="preserve"> ER Diagrams</w:t>
       </w:r>
     </w:p>
@@ -3240,11 +3267,14 @@
       </w:pPr>
       <w:r>
         <w:rPr>
-          <w:rFonts w:ascii="Segoe UI Emoji" w:hAnsi="Segoe UI Emoji" w:cs="Segoe UI Emoji"/>
+          <w:rFonts w:ascii="Calibri Light" w:hAnsi="Calibri Light" w:cs="Segoe UI Emoji" w:eastAsia="Calibri Light"/>
         </w:rPr>
         <w:t>🔢</w:t>
       </w:r>
       <w:r>
+        <w:rPr>
+          <w:rFonts w:ascii="Calibri Light" w:hAnsi="Calibri Light" w:eastAsia="Calibri Light"/>
+        </w:rPr>
         <w:t xml:space="preserve"> Characteristics of a Conceptual Model</w:t>
       </w:r>
     </w:p>
@@ -3825,11 +3855,14 @@
       </w:pPr>
       <w:r>
         <w:rPr>
-          <w:rFonts w:ascii="Segoe UI Emoji" w:hAnsi="Segoe UI Emoji" w:cs="Segoe UI Emoji"/>
+          <w:rFonts w:ascii="Calibri Light" w:hAnsi="Calibri Light" w:cs="Segoe UI Emoji" w:eastAsia="Calibri Light"/>
         </w:rPr>
         <w:t>🔄</w:t>
       </w:r>
       <w:r>
+        <w:rPr>
+          <w:rFonts w:ascii="Calibri Light" w:hAnsi="Calibri Light" w:eastAsia="Calibri Light"/>
+        </w:rPr>
         <w:t xml:space="preserve"> Conceptual vs Logical vs Physical</w:t>
       </w:r>
     </w:p>
@@ -4531,11 +4564,14 @@
       </w:pPr>
       <w:r>
         <w:rPr>
-          <w:rFonts w:ascii="Segoe UI Emoji" w:hAnsi="Segoe UI Emoji" w:cs="Segoe UI Emoji"/>
+          <w:rFonts w:ascii="Calibri Light" w:hAnsi="Calibri Light" w:cs="Segoe UI Emoji" w:eastAsia="Calibri Light"/>
         </w:rPr>
         <w:t>📊</w:t>
       </w:r>
       <w:r>
+        <w:rPr>
+          <w:rFonts w:ascii="Calibri Light" w:hAnsi="Calibri Light" w:eastAsia="Calibri Light"/>
+        </w:rPr>
         <w:t xml:space="preserve"> Comparison</w:t>
       </w:r>
     </w:p>
@@ -5067,11 +5103,14 @@
       </w:pPr>
       <w:r>
         <w:rPr>
-          <w:rFonts w:ascii="Segoe UI Emoji" w:hAnsi="Segoe UI Emoji" w:cs="Segoe UI Emoji"/>
+          <w:rFonts w:ascii="Calibri Light" w:hAnsi="Calibri Light" w:cs="Segoe UI Emoji" w:eastAsia="Calibri Light"/>
         </w:rPr>
         <w:t>🧠</w:t>
       </w:r>
       <w:r>
+        <w:rPr>
+          <w:rFonts w:ascii="Calibri Light" w:hAnsi="Calibri Light" w:eastAsia="Calibri Light"/>
+        </w:rPr>
         <w:t xml:space="preserve"> Simple Analogy</w:t>
       </w:r>
     </w:p>
@@ -5431,11 +5470,14 @@
       </w:pPr>
       <w:r>
         <w:rPr>
-          <w:rFonts w:ascii="Segoe UI Emoji" w:hAnsi="Segoe UI Emoji" w:cs="Segoe UI Emoji"/>
+          <w:rFonts w:ascii="Calibri Light" w:hAnsi="Calibri Light" w:cs="Segoe UI Emoji" w:eastAsia="Calibri Light"/>
         </w:rPr>
         <w:t>🧭</w:t>
       </w:r>
       <w:r>
+        <w:rPr>
+          <w:rFonts w:ascii="Calibri Light" w:hAnsi="Calibri Light" w:eastAsia="Calibri Light"/>
+        </w:rPr>
         <w:t xml:space="preserve"> Summary</w:t>
       </w:r>
     </w:p>
